--- a/t03_s4.docx
+++ b/t03_s4.docx
@@ -3,2168 +3,1693 @@
 <w:document xmlns:wpc="http://schemas.microsoft.com/office/word/2010/wordprocessingCanvas" xmlns:mo="http://schemas.microsoft.com/office/mac/office/2008/main" xmlns:mc="http://schemas.openxmlformats.org/markup-compatibility/2006" xmlns:mv="urn:schemas-microsoft-com:mac:vml" xmlns:o="urn:schemas-microsoft-com:office:office" xmlns:r="http://schemas.openxmlformats.org/officeDocument/2006/relationships" xmlns:m="http://schemas.openxmlformats.org/officeDocument/2006/math" xmlns:v="urn:schemas-microsoft-com:vml" xmlns:wp14="http://schemas.microsoft.com/office/word/2010/wordprocessingDrawing" xmlns:wp="http://schemas.openxmlformats.org/drawingml/2006/wordprocessingDrawing" xmlns:w10="urn:schemas-microsoft-com:office:word" xmlns:w="http://schemas.openxmlformats.org/wordprocessingml/2006/main" xmlns:w14="http://schemas.microsoft.com/office/word/2010/wordml" xmlns:wpg="http://schemas.microsoft.com/office/word/2010/wordprocessingGroup" xmlns:wpi="http://schemas.microsoft.com/office/word/2010/wordprocessingInk" xmlns:wne="http://schemas.microsoft.com/office/word/2006/wordml" xmlns:wps="http://schemas.microsoft.com/office/word/2010/wordprocessingShape" mc:Ignorable="w14 wp14">
   <w:body>
     <w:p>
-      <w:pPr>
-        <w:spacing w:after="20" w:before="120"/>
-      </w:pPr>
-      <w:r>
-        <w:rPr>
-          <w:b/>
-          <w:sz w:val="22"/>
-        </w:rPr>
-        <w:t>Question: Before suturing at the end of an open abdominal surgery, what is the mandatory priority action for the scrub nurse?</w:t>
-      </w:r>
-    </w:p>
-    <w:p>
-      <w:pPr>
-        <w:spacing w:after="0" w:before="0"/>
-      </w:pPr>
-      <w:r>
-        <w:rPr>
-          <w:b w:val="0"/>
-          <w:sz w:val="22"/>
-        </w:rPr>
-        <w:t>(a) Perform complete sponge, needle, and instrument count with circulator</w:t>
-      </w:r>
-    </w:p>
-    <w:p>
-      <w:pPr>
-        <w:spacing w:after="0" w:before="0"/>
-      </w:pPr>
-      <w:r>
-        <w:rPr>
-          <w:b w:val="0"/>
-          <w:sz w:val="22"/>
-        </w:rPr>
-        <w:t>(b) Disinfection of OT room</w:t>
-      </w:r>
-    </w:p>
-    <w:p>
-      <w:pPr>
-        <w:spacing w:after="0" w:before="0"/>
-      </w:pPr>
-      <w:r>
-        <w:rPr>
-          <w:b w:val="0"/>
-          <w:sz w:val="22"/>
-        </w:rPr>
-        <w:t>(c) Change surgical gown</w:t>
-      </w:r>
-    </w:p>
-    <w:p>
-      <w:pPr>
-        <w:spacing w:after="0" w:before="0"/>
-      </w:pPr>
-      <w:r>
-        <w:rPr>
-          <w:b w:val="0"/>
-          <w:sz w:val="22"/>
-        </w:rPr>
-        <w:t>(d) Clean instruments</w:t>
-      </w:r>
-    </w:p>
-    <w:p>
-      <w:pPr>
-        <w:spacing w:after="0" w:before="40"/>
-      </w:pPr>
-      <w:r>
-        <w:rPr>
-          <w:b/>
-          <w:sz w:val="22"/>
-        </w:rPr>
-        <w:t>Answer: a</w:t>
-      </w:r>
-    </w:p>
-    <w:p>
-      <w:pPr>
-        <w:spacing w:after="0" w:before="0"/>
-      </w:pPr>
-      <w:r>
-        <w:rPr>
-          <w:b w:val="0"/>
-          <w:sz w:val="21"/>
-        </w:rPr>
-        <w:t>Solution: A dual, verified count of surgical sponges, needles, and instruments before peritoneal closure is mandatory to prevent retained surgical items (gossypiboma).</w:t>
-      </w:r>
-    </w:p>
-    <w:p>
-      <w:pPr>
-        <w:spacing w:after="0" w:before="0"/>
-      </w:pPr>
-      <w:r>
-        <w:rPr>
-          <w:b w:val="0"/>
-          <w:sz w:val="20"/>
-        </w:rPr>
-        <w:t>Positive Marks: 1</w:t>
-      </w:r>
-    </w:p>
-    <w:p>
-      <w:pPr>
-        <w:spacing w:after="160" w:before="0"/>
-      </w:pPr>
-      <w:r>
-        <w:rPr>
-          <w:b w:val="0"/>
-          <w:sz w:val="20"/>
-        </w:rPr>
-        <w:t>Negative Marks: 0.25</w:t>
-      </w:r>
-    </w:p>
-    <w:p>
-      <w:pPr>
-        <w:spacing w:after="20" w:before="120"/>
-      </w:pPr>
-      <w:r>
-        <w:rPr>
-          <w:b/>
-          <w:sz w:val="22"/>
-        </w:rPr>
-        <w:t>Question: After receiving change-of-shift report, which client should the nurse assess FIRST?</w:t>
-      </w:r>
-    </w:p>
-    <w:p>
-      <w:pPr>
-        <w:spacing w:after="0" w:before="0"/>
-      </w:pPr>
-      <w:r>
-        <w:rPr>
-          <w:b w:val="0"/>
-          <w:sz w:val="22"/>
-        </w:rPr>
-        <w:t>(a) A client requesting pain medication</w:t>
-      </w:r>
-    </w:p>
-    <w:p>
-      <w:pPr>
-        <w:spacing w:after="0" w:before="0"/>
-      </w:pPr>
-      <w:r>
-        <w:rPr>
-          <w:b w:val="0"/>
-          <w:sz w:val="22"/>
-        </w:rPr>
-        <w:t>(b) A client with chest pain, diaphoresis and BP 90/60 mm Hg</w:t>
-      </w:r>
-    </w:p>
-    <w:p>
-      <w:pPr>
-        <w:spacing w:after="0" w:before="0"/>
-      </w:pPr>
-      <w:r>
-        <w:rPr>
-          <w:b w:val="0"/>
-          <w:sz w:val="22"/>
-        </w:rPr>
-        <w:t>(c) A client who had an uneventful postoperative night</w:t>
-      </w:r>
-    </w:p>
-    <w:p>
-      <w:pPr>
-        <w:spacing w:after="0" w:before="0"/>
-      </w:pPr>
-      <w:r>
-        <w:rPr>
-          <w:b w:val="0"/>
-          <w:sz w:val="22"/>
-        </w:rPr>
-        <w:t>(d) A client scheduled for surgery in 2 hours</w:t>
-      </w:r>
-    </w:p>
-    <w:p>
-      <w:pPr>
-        <w:spacing w:after="0" w:before="40"/>
-      </w:pPr>
-      <w:r>
-        <w:rPr>
-          <w:b/>
-          <w:sz w:val="22"/>
-        </w:rPr>
-        <w:t>Answer: b</w:t>
-      </w:r>
-    </w:p>
-    <w:p>
-      <w:pPr>
-        <w:spacing w:after="0" w:before="0"/>
-      </w:pPr>
-      <w:r>
-        <w:rPr>
-          <w:b w:val="0"/>
-          <w:sz w:val="21"/>
-        </w:rPr>
-        <w:t>Solution: Chest pain with diaphoresis and hypotension suggests an acute cardiac event; this client is at greatest risk and is assessed first (ABC/priority framework).</w:t>
-      </w:r>
-    </w:p>
-    <w:p>
-      <w:pPr>
-        <w:spacing w:after="0" w:before="0"/>
-      </w:pPr>
-      <w:r>
-        <w:rPr>
-          <w:b w:val="0"/>
-          <w:sz w:val="20"/>
-        </w:rPr>
-        <w:t>Positive Marks: 1</w:t>
-      </w:r>
-    </w:p>
-    <w:p>
-      <w:pPr>
-        <w:spacing w:after="160" w:before="0"/>
-      </w:pPr>
-      <w:r>
-        <w:rPr>
-          <w:b w:val="0"/>
-          <w:sz w:val="20"/>
-        </w:rPr>
-        <w:t>Negative Marks: 0.25</w:t>
-      </w:r>
-    </w:p>
-    <w:p>
-      <w:pPr>
-        <w:spacing w:after="20" w:before="120"/>
-      </w:pPr>
-      <w:r>
-        <w:rPr>
-          <w:b/>
-          <w:sz w:val="22"/>
-        </w:rPr>
-        <w:t>Question: The most common cause of diarrhoea in children under 5 years in developing countries is:</w:t>
-      </w:r>
-    </w:p>
-    <w:p>
-      <w:pPr>
-        <w:spacing w:after="0" w:before="0"/>
-      </w:pPr>
-      <w:r>
-        <w:rPr>
-          <w:b w:val="0"/>
-          <w:sz w:val="22"/>
-        </w:rPr>
-        <w:t>(a) Giardia</w:t>
-      </w:r>
-    </w:p>
-    <w:p>
-      <w:pPr>
-        <w:spacing w:after="0" w:before="0"/>
-      </w:pPr>
-      <w:r>
-        <w:rPr>
-          <w:b w:val="0"/>
-          <w:sz w:val="22"/>
-        </w:rPr>
-        <w:t>(b) Rotavirus</w:t>
-      </w:r>
-    </w:p>
-    <w:p>
-      <w:pPr>
-        <w:spacing w:after="0" w:before="0"/>
-      </w:pPr>
-      <w:r>
-        <w:rPr>
-          <w:b w:val="0"/>
-          <w:sz w:val="22"/>
-        </w:rPr>
-        <w:t>(c) Salmonella</w:t>
-      </w:r>
-    </w:p>
-    <w:p>
-      <w:pPr>
-        <w:spacing w:after="0" w:before="0"/>
-      </w:pPr>
-      <w:r>
-        <w:rPr>
-          <w:b w:val="0"/>
-          <w:sz w:val="22"/>
-        </w:rPr>
-        <w:t>(d) Shigella</w:t>
-      </w:r>
-    </w:p>
-    <w:p>
-      <w:pPr>
-        <w:spacing w:after="0" w:before="40"/>
-      </w:pPr>
-      <w:r>
-        <w:rPr>
-          <w:b/>
-          <w:sz w:val="22"/>
-        </w:rPr>
-        <w:t>Answer: b</w:t>
-      </w:r>
-    </w:p>
-    <w:p>
-      <w:pPr>
-        <w:spacing w:after="0" w:before="0"/>
-      </w:pPr>
-      <w:r>
-        <w:rPr>
-          <w:b w:val="0"/>
-          <w:sz w:val="21"/>
-        </w:rPr>
-        <w:t>Solution: Rotavirus is the leading cause of severe dehydrating diarrhoea in young children; vaccination is available.</w:t>
-      </w:r>
-    </w:p>
-    <w:p>
-      <w:pPr>
-        <w:spacing w:after="0" w:before="0"/>
-      </w:pPr>
-      <w:r>
-        <w:rPr>
-          <w:b w:val="0"/>
-          <w:sz w:val="20"/>
-        </w:rPr>
-        <w:t>Positive Marks: 1</w:t>
-      </w:r>
-    </w:p>
-    <w:p>
-      <w:pPr>
-        <w:spacing w:after="160" w:before="0"/>
-      </w:pPr>
-      <w:r>
-        <w:rPr>
-          <w:b w:val="0"/>
-          <w:sz w:val="20"/>
-        </w:rPr>
-        <w:t>Negative Marks: 0.25</w:t>
-      </w:r>
-    </w:p>
-    <w:p>
-      <w:pPr>
-        <w:spacing w:after="20" w:before="120"/>
-      </w:pPr>
-      <w:r>
-        <w:rPr>
-          <w:b/>
-          <w:sz w:val="22"/>
-        </w:rPr>
-        <w:t>Question: A child is on chemotherapy. The nurse should teacher the mother about the following; except:</w:t>
-      </w:r>
-    </w:p>
-    <w:p>
-      <w:pPr>
-        <w:spacing w:after="0" w:before="0"/>
-      </w:pPr>
-      <w:r>
-        <w:rPr>
-          <w:b w:val="0"/>
-          <w:sz w:val="22"/>
-        </w:rPr>
-        <w:t>(a) Hand washing</w:t>
-      </w:r>
-    </w:p>
-    <w:p>
-      <w:pPr>
-        <w:spacing w:after="0" w:before="0"/>
-      </w:pPr>
-      <w:r>
-        <w:rPr>
-          <w:b w:val="0"/>
-          <w:sz w:val="22"/>
-        </w:rPr>
-        <w:t>(b) Sitz bath</w:t>
-      </w:r>
-    </w:p>
-    <w:p>
-      <w:pPr>
-        <w:spacing w:after="0" w:before="0"/>
-      </w:pPr>
-      <w:r>
-        <w:rPr>
-          <w:b w:val="0"/>
-          <w:sz w:val="22"/>
-        </w:rPr>
-        <w:t>(c) Brush two times</w:t>
-      </w:r>
-    </w:p>
-    <w:p>
-      <w:pPr>
-        <w:spacing w:after="0" w:before="0"/>
-      </w:pPr>
-      <w:r>
-        <w:rPr>
-          <w:b w:val="0"/>
-          <w:sz w:val="22"/>
-        </w:rPr>
-        <w:t>(d) Avoid crowded place</w:t>
-      </w:r>
-    </w:p>
-    <w:p>
-      <w:pPr>
-        <w:spacing w:after="0" w:before="40"/>
-      </w:pPr>
-      <w:r>
-        <w:rPr>
-          <w:b/>
-          <w:sz w:val="22"/>
-        </w:rPr>
-        <w:t>Answer: b</w:t>
-      </w:r>
-    </w:p>
-    <w:p>
-      <w:pPr>
-        <w:spacing w:after="0" w:before="0"/>
-      </w:pPr>
-      <w:r>
-        <w:rPr>
-          <w:b w:val="0"/>
-          <w:sz w:val="21"/>
-        </w:rPr>
-        <w:t>Solution: The mother is taught hand washing, avoiding crowded places and oral care; a sitz bath is not relevant to chemotherapy care.</w:t>
-      </w:r>
-    </w:p>
-    <w:p>
-      <w:pPr>
-        <w:spacing w:after="0" w:before="0"/>
-      </w:pPr>
-      <w:r>
-        <w:rPr>
-          <w:b w:val="0"/>
-          <w:sz w:val="20"/>
-        </w:rPr>
-        <w:t>Positive Marks: 1</w:t>
-      </w:r>
-    </w:p>
-    <w:p>
-      <w:pPr>
-        <w:spacing w:after="160" w:before="0"/>
-      </w:pPr>
-      <w:r>
-        <w:rPr>
-          <w:b w:val="0"/>
-          <w:sz w:val="20"/>
-        </w:rPr>
-        <w:t>Negative Marks: 0.25</w:t>
-      </w:r>
-    </w:p>
-    <w:p>
-      <w:pPr>
-        <w:spacing w:after="20" w:before="120"/>
-      </w:pPr>
-      <w:r>
-        <w:rPr>
-          <w:b/>
-          <w:sz w:val="22"/>
-        </w:rPr>
-        <w:t>Question: Desired dose of Morphine for a patient is 0.4 mg. Dose available is 1 mg/mL. The correct formulation for this patient is:</w:t>
-      </w:r>
-    </w:p>
-    <w:p>
-      <w:pPr>
-        <w:spacing w:after="0" w:before="0"/>
-      </w:pPr>
-      <w:r>
-        <w:rPr>
-          <w:b w:val="0"/>
-          <w:sz w:val="22"/>
-        </w:rPr>
-        <w:t>(a) 0.4 mL</w:t>
-      </w:r>
-    </w:p>
-    <w:p>
-      <w:pPr>
-        <w:spacing w:after="0" w:before="0"/>
-      </w:pPr>
-      <w:r>
-        <w:rPr>
-          <w:b w:val="0"/>
-          <w:sz w:val="22"/>
-        </w:rPr>
-        <w:t>(b) 0.3mL</w:t>
-      </w:r>
-    </w:p>
-    <w:p>
-      <w:pPr>
-        <w:spacing w:after="0" w:before="0"/>
-      </w:pPr>
-      <w:r>
-        <w:rPr>
-          <w:b w:val="0"/>
-          <w:sz w:val="22"/>
-        </w:rPr>
-        <w:t>(c) 0.8mL</w:t>
-      </w:r>
-    </w:p>
-    <w:p>
-      <w:pPr>
-        <w:spacing w:after="0" w:before="0"/>
-      </w:pPr>
-      <w:r>
-        <w:rPr>
-          <w:b w:val="0"/>
-          <w:sz w:val="22"/>
-        </w:rPr>
-        <w:t>(d) 0.2mL</w:t>
-      </w:r>
-    </w:p>
-    <w:p>
-      <w:pPr>
-        <w:spacing w:after="0" w:before="40"/>
-      </w:pPr>
-      <w:r>
-        <w:rPr>
-          <w:b/>
-          <w:sz w:val="22"/>
-        </w:rPr>
-        <w:t>Answer: a</w:t>
-      </w:r>
-    </w:p>
-    <w:p>
-      <w:pPr>
-        <w:spacing w:after="0" w:before="0"/>
-      </w:pPr>
-      <w:r>
-        <w:rPr>
-          <w:b w:val="0"/>
-          <w:sz w:val="21"/>
-        </w:rPr>
-        <w:t>Solution: Morphine: desired 0.4 mg, available 1 mg/mL → volume = 0.4/1 = 0.4 mL.</w:t>
-      </w:r>
-    </w:p>
-    <w:p>
-      <w:pPr>
-        <w:spacing w:after="0" w:before="0"/>
-      </w:pPr>
-      <w:r>
-        <w:rPr>
-          <w:b w:val="0"/>
-          <w:sz w:val="20"/>
-        </w:rPr>
-        <w:t>Positive Marks: 1</w:t>
-      </w:r>
-    </w:p>
-    <w:p>
-      <w:pPr>
-        <w:spacing w:after="160" w:before="0"/>
-      </w:pPr>
-      <w:r>
-        <w:rPr>
-          <w:b w:val="0"/>
-          <w:sz w:val="20"/>
-        </w:rPr>
-        <w:t>Negative Marks: 0.25</w:t>
-      </w:r>
-    </w:p>
-    <w:p>
-      <w:pPr>
-        <w:spacing w:after="20" w:before="120"/>
-      </w:pPr>
-      <w:r>
-        <w:rPr>
-          <w:b/>
-          <w:sz w:val="22"/>
-        </w:rPr>
-        <w:t>Question: Painful Bleeding at 34 week of gastation</w:t>
-      </w:r>
-    </w:p>
-    <w:p>
-      <w:pPr>
-        <w:spacing w:after="0" w:before="0"/>
-      </w:pPr>
-      <w:r>
-        <w:rPr>
-          <w:b w:val="0"/>
-          <w:sz w:val="22"/>
-        </w:rPr>
-        <w:t>(a) Placenta percreta</w:t>
-      </w:r>
-    </w:p>
-    <w:p>
-      <w:pPr>
-        <w:spacing w:after="0" w:before="0"/>
-      </w:pPr>
-      <w:r>
-        <w:rPr>
-          <w:b w:val="0"/>
-          <w:sz w:val="22"/>
-        </w:rPr>
-        <w:t>(b) Placenta accreta</w:t>
-      </w:r>
-    </w:p>
-    <w:p>
-      <w:pPr>
-        <w:spacing w:after="0" w:before="0"/>
-      </w:pPr>
-      <w:r>
-        <w:rPr>
-          <w:b w:val="0"/>
-          <w:sz w:val="22"/>
-        </w:rPr>
-        <w:t>(c) Abruptio placentae</w:t>
-      </w:r>
-    </w:p>
-    <w:p>
-      <w:pPr>
-        <w:spacing w:after="0" w:before="0"/>
-      </w:pPr>
-      <w:r>
-        <w:rPr>
-          <w:b w:val="0"/>
-          <w:sz w:val="22"/>
-        </w:rPr>
-        <w:t>(d) Placenta previa</w:t>
-      </w:r>
-    </w:p>
-    <w:p>
-      <w:pPr>
-        <w:spacing w:after="0" w:before="40"/>
-      </w:pPr>
-      <w:r>
-        <w:rPr>
-          <w:b/>
-          <w:sz w:val="22"/>
-        </w:rPr>
-        <w:t>Answer: c</w:t>
-      </w:r>
-    </w:p>
-    <w:p>
-      <w:pPr>
-        <w:spacing w:after="0" w:before="0"/>
-      </w:pPr>
-      <w:r>
-        <w:rPr>
-          <w:b w:val="0"/>
-          <w:sz w:val="21"/>
-        </w:rPr>
-        <w:t>Solution: Painful third-trimester vaginal bleeding suggests abruptio placentae; placenta previa typically bleeds painlessly.</w:t>
-      </w:r>
-    </w:p>
-    <w:p>
-      <w:pPr>
-        <w:spacing w:after="0" w:before="0"/>
-      </w:pPr>
-      <w:r>
-        <w:rPr>
-          <w:b w:val="0"/>
-          <w:sz w:val="20"/>
-        </w:rPr>
-        <w:t>Positive Marks: 1</w:t>
-      </w:r>
-    </w:p>
-    <w:p>
-      <w:pPr>
-        <w:spacing w:after="160" w:before="0"/>
-      </w:pPr>
-      <w:r>
-        <w:rPr>
-          <w:b w:val="0"/>
-          <w:sz w:val="20"/>
-        </w:rPr>
-        <w:t>Negative Marks: 0.25</w:t>
-      </w:r>
-    </w:p>
-    <w:p>
-      <w:pPr>
-        <w:spacing w:after="20" w:before="120"/>
-      </w:pPr>
-      <w:r>
-        <w:rPr>
-          <w:b/>
-          <w:sz w:val="22"/>
-        </w:rPr>
-        <w:t>Question: A newborn remains cyanotic with a heart rate of 60/min after drying and stimulation. What is the priority intervention?</w:t>
-      </w:r>
-    </w:p>
-    <w:p>
-      <w:pPr>
-        <w:spacing w:after="0" w:before="0"/>
-      </w:pPr>
-      <w:r>
-        <w:rPr>
-          <w:b w:val="0"/>
-          <w:sz w:val="22"/>
-        </w:rPr>
-        <w:t>(a) Administer IV epinephrine</w:t>
-      </w:r>
-    </w:p>
-    <w:p>
-      <w:pPr>
-        <w:spacing w:after="0" w:before="0"/>
-      </w:pPr>
-      <w:r>
-        <w:rPr>
-          <w:b w:val="0"/>
-          <w:sz w:val="22"/>
-        </w:rPr>
-        <w:t>(b) Begin positive-pressure ventilation</w:t>
-      </w:r>
-    </w:p>
-    <w:p>
-      <w:pPr>
-        <w:spacing w:after="0" w:before="0"/>
-      </w:pPr>
-      <w:r>
-        <w:rPr>
-          <w:b w:val="0"/>
-          <w:sz w:val="22"/>
-        </w:rPr>
-        <w:t>(c) Recheck the heart rate in 30 seconds</w:t>
-      </w:r>
-    </w:p>
-    <w:p>
-      <w:pPr>
-        <w:spacing w:after="0" w:before="0"/>
-      </w:pPr>
-      <w:r>
-        <w:rPr>
-          <w:b w:val="0"/>
-          <w:sz w:val="22"/>
-        </w:rPr>
-        <w:t>(d) Start chest compressions</w:t>
-      </w:r>
-    </w:p>
-    <w:p>
-      <w:pPr>
-        <w:spacing w:after="0" w:before="40"/>
-      </w:pPr>
-      <w:r>
-        <w:rPr>
-          <w:b/>
-          <w:sz w:val="22"/>
-        </w:rPr>
-        <w:t>Answer: b</w:t>
-      </w:r>
-    </w:p>
-    <w:p>
-      <w:pPr>
-        <w:spacing w:after="0" w:before="0"/>
-      </w:pPr>
-      <w:r>
-        <w:rPr>
-          <w:b w:val="0"/>
-          <w:sz w:val="21"/>
-        </w:rPr>
-        <w:t>Solution: For a heart rate below 100/min after initial steps, positive-pressure ventilation is started immediately; chest compressions begin only if HR stays &lt;60 despite PPV.</w:t>
-      </w:r>
-    </w:p>
-    <w:p>
-      <w:pPr>
-        <w:spacing w:after="0" w:before="0"/>
-      </w:pPr>
-      <w:r>
-        <w:rPr>
-          <w:b w:val="0"/>
-          <w:sz w:val="20"/>
-        </w:rPr>
-        <w:t>Positive Marks: 1</w:t>
-      </w:r>
-    </w:p>
-    <w:p>
-      <w:pPr>
-        <w:spacing w:after="160" w:before="0"/>
-      </w:pPr>
-      <w:r>
-        <w:rPr>
-          <w:b w:val="0"/>
-          <w:sz w:val="20"/>
-        </w:rPr>
-        <w:t>Negative Marks: 0.25</w:t>
-      </w:r>
-    </w:p>
-    <w:p>
-      <w:pPr>
-        <w:spacing w:after="20" w:before="120"/>
-      </w:pPr>
-      <w:r>
-        <w:rPr>
-          <w:b/>
-          <w:sz w:val="22"/>
-        </w:rPr>
-        <w:t>Question: The reference point for the measurement of JVP is the:</w:t>
-      </w:r>
-    </w:p>
-    <w:p>
-      <w:pPr>
-        <w:spacing w:after="0" w:before="0"/>
-      </w:pPr>
-      <w:r>
-        <w:rPr>
-          <w:b w:val="0"/>
-          <w:sz w:val="22"/>
-        </w:rPr>
-        <w:t>(a) Sternal angle</w:t>
-      </w:r>
-    </w:p>
-    <w:p>
-      <w:pPr>
-        <w:spacing w:after="0" w:before="0"/>
-      </w:pPr>
-      <w:r>
-        <w:rPr>
-          <w:b w:val="0"/>
-          <w:sz w:val="22"/>
-        </w:rPr>
-        <w:t>(b) Suprasternal notch</w:t>
-      </w:r>
-    </w:p>
-    <w:p>
-      <w:pPr>
-        <w:spacing w:after="0" w:before="0"/>
-      </w:pPr>
-      <w:r>
-        <w:rPr>
-          <w:b w:val="0"/>
-          <w:sz w:val="22"/>
-        </w:rPr>
-        <w:t>(c) Nipple</w:t>
-      </w:r>
-    </w:p>
-    <w:p>
-      <w:pPr>
-        <w:spacing w:after="0" w:before="0"/>
-      </w:pPr>
-      <w:r>
-        <w:rPr>
-          <w:b w:val="0"/>
-          <w:sz w:val="22"/>
-        </w:rPr>
-        <w:t>(d) Xiphisternum</w:t>
-      </w:r>
-    </w:p>
-    <w:p>
-      <w:pPr>
-        <w:spacing w:after="0" w:before="40"/>
-      </w:pPr>
-      <w:r>
-        <w:rPr>
-          <w:b/>
-          <w:sz w:val="22"/>
-        </w:rPr>
-        <w:t>Answer: a</w:t>
-      </w:r>
-    </w:p>
-    <w:p>
-      <w:pPr>
-        <w:spacing w:after="0" w:before="0"/>
-      </w:pPr>
-      <w:r>
-        <w:rPr>
-          <w:b w:val="0"/>
-          <w:sz w:val="21"/>
-        </w:rPr>
-        <w:t>Solution: The sternal angle (angle of Louis) is the reference point for measuring jugular venous pressure (JVP).</w:t>
-      </w:r>
-    </w:p>
-    <w:p>
-      <w:pPr>
-        <w:spacing w:after="0" w:before="0"/>
-      </w:pPr>
-      <w:r>
-        <w:rPr>
-          <w:b w:val="0"/>
-          <w:sz w:val="20"/>
-        </w:rPr>
-        <w:t>Positive Marks: 1</w:t>
-      </w:r>
-    </w:p>
-    <w:p>
-      <w:pPr>
-        <w:spacing w:after="160" w:before="0"/>
-      </w:pPr>
-      <w:r>
-        <w:rPr>
-          <w:b w:val="0"/>
-          <w:sz w:val="20"/>
-        </w:rPr>
-        <w:t>Negative Marks: 0.25</w:t>
-      </w:r>
-    </w:p>
-    <w:p>
-      <w:pPr>
-        <w:spacing w:after="20" w:before="120"/>
-      </w:pPr>
-      <w:r>
-        <w:rPr>
-          <w:b/>
-          <w:sz w:val="22"/>
-        </w:rPr>
-        <w:t>Question: Which of the following laboratory results may indicate an infectious condition in the body?</w:t>
-      </w:r>
-    </w:p>
-    <w:p>
-      <w:pPr>
-        <w:spacing w:after="0" w:before="0"/>
-      </w:pPr>
-      <w:r>
-        <w:rPr>
-          <w:b w:val="0"/>
-          <w:sz w:val="22"/>
-        </w:rPr>
-        <w:t>(a) WBC level 4000/mm1</w:t>
-      </w:r>
-    </w:p>
-    <w:p>
-      <w:pPr>
-        <w:spacing w:after="0" w:before="0"/>
-      </w:pPr>
-      <w:r>
-        <w:rPr>
-          <w:b w:val="0"/>
-          <w:sz w:val="22"/>
-        </w:rPr>
-        <w:t>(b) WBC level 16000/mm3</w:t>
-      </w:r>
-    </w:p>
-    <w:p>
-      <w:pPr>
-        <w:spacing w:after="0" w:before="0"/>
-      </w:pPr>
-      <w:r>
-        <w:rPr>
-          <w:b w:val="0"/>
-          <w:sz w:val="22"/>
-        </w:rPr>
-        <w:t>(c) Bilirubin level 2 mg/dl</w:t>
-      </w:r>
-    </w:p>
-    <w:p>
-      <w:pPr>
-        <w:spacing w:after="0" w:before="0"/>
-      </w:pPr>
-      <w:r>
-        <w:rPr>
-          <w:b w:val="0"/>
-          <w:sz w:val="22"/>
-        </w:rPr>
-        <w:t>(d) AST (SGOT) level 14 IU/1</w:t>
-      </w:r>
-    </w:p>
-    <w:p>
-      <w:pPr>
-        <w:spacing w:after="0" w:before="40"/>
-      </w:pPr>
-      <w:r>
-        <w:rPr>
-          <w:b/>
-          <w:sz w:val="22"/>
-        </w:rPr>
-        <w:t>Answer: b</w:t>
-      </w:r>
-    </w:p>
-    <w:p>
-      <w:pPr>
-        <w:spacing w:after="0" w:before="0"/>
-      </w:pPr>
-      <w:r>
-        <w:rPr>
-          <w:b w:val="0"/>
-          <w:sz w:val="21"/>
-        </w:rPr>
-        <w:t>Solution: An elevated white blood cell count (WBC) is a common laboratory finding in infectious conditions. WBCs are an essential component of the immune system and play a critical role in fighting infections. During an infection, the body produces more white blood cells to help combat the invading pathogens. A WBC count of 16000/mm3 is higher than the normal range of 4000-11000/mm3, indicating an ongoing infection. However, other factors such as inflammation, trauma, or certain medications can also cause an increase in WBC count. Therefore, other diagnostic tests, including cultures, serology, and imaging, may be necessary to confirm the presence of an infection.</w:t>
-      </w:r>
-    </w:p>
-    <w:p>
-      <w:pPr>
-        <w:spacing w:after="0" w:before="0"/>
-      </w:pPr>
-      <w:r>
-        <w:rPr>
-          <w:b w:val="0"/>
-          <w:sz w:val="20"/>
-        </w:rPr>
-        <w:t>Positive Marks: 1</w:t>
-      </w:r>
-    </w:p>
-    <w:p>
-      <w:pPr>
-        <w:spacing w:after="160" w:before="0"/>
-      </w:pPr>
-      <w:r>
-        <w:rPr>
-          <w:b w:val="0"/>
-          <w:sz w:val="20"/>
-        </w:rPr>
-        <w:t>Negative Marks: 0.25</w:t>
-      </w:r>
-    </w:p>
-    <w:p>
-      <w:pPr>
-        <w:spacing w:after="20" w:before="120"/>
-      </w:pPr>
-      <w:r>
-        <w:rPr>
-          <w:b/>
-          <w:sz w:val="22"/>
-        </w:rPr>
-        <w:t>Question: According to the Parkland formula, the fluid requirement in the first 24 hours for a burn patient is calculated as:</w:t>
-      </w:r>
-    </w:p>
-    <w:p>
-      <w:pPr>
-        <w:spacing w:after="0" w:before="0"/>
-      </w:pPr>
-      <w:r>
-        <w:rPr>
-          <w:b w:val="0"/>
-          <w:sz w:val="22"/>
-        </w:rPr>
-        <w:t>(a) 4 ml × %BSA × body weight (kg)</w:t>
-      </w:r>
-    </w:p>
-    <w:p>
-      <w:pPr>
-        <w:spacing w:after="0" w:before="0"/>
-      </w:pPr>
-      <w:r>
-        <w:rPr>
-          <w:b w:val="0"/>
-          <w:sz w:val="22"/>
-        </w:rPr>
-        <w:t>(b) 2 ml × %BSA × body weight (kg)</w:t>
-      </w:r>
-    </w:p>
-    <w:p>
-      <w:pPr>
-        <w:spacing w:after="0" w:before="0"/>
-      </w:pPr>
-      <w:r>
-        <w:rPr>
-          <w:b w:val="0"/>
-          <w:sz w:val="22"/>
-        </w:rPr>
-        <w:t>(c) 1 ml × %BSA × body weight (kg)</w:t>
-      </w:r>
-    </w:p>
-    <w:p>
-      <w:pPr>
-        <w:spacing w:after="0" w:before="0"/>
-      </w:pPr>
-      <w:r>
-        <w:rPr>
-          <w:b w:val="0"/>
-          <w:sz w:val="22"/>
-        </w:rPr>
-        <w:t>(d) 3 ml × %BSA × body weight (kg)</w:t>
-      </w:r>
-    </w:p>
-    <w:p>
-      <w:pPr>
-        <w:spacing w:after="0" w:before="40"/>
-      </w:pPr>
-      <w:r>
-        <w:rPr>
-          <w:b/>
-          <w:sz w:val="22"/>
-        </w:rPr>
-        <w:t>Answer: a</w:t>
-      </w:r>
-    </w:p>
-    <w:p>
-      <w:pPr>
-        <w:spacing w:after="0" w:before="0"/>
-      </w:pPr>
-      <w:r>
-        <w:rPr>
-          <w:b w:val="0"/>
-          <w:sz w:val="21"/>
-        </w:rPr>
-        <w:t>Solution: Parkland formula: 4 ml × % body surface area burned × body weight (kg) in the first 24 hours; half in the first 8 hours.</w:t>
-      </w:r>
-    </w:p>
-    <w:p>
-      <w:pPr>
-        <w:spacing w:after="0" w:before="0"/>
-      </w:pPr>
-      <w:r>
-        <w:rPr>
-          <w:b w:val="0"/>
-          <w:sz w:val="20"/>
-        </w:rPr>
-        <w:t>Positive Marks: 1</w:t>
-      </w:r>
-    </w:p>
-    <w:p>
-      <w:pPr>
-        <w:spacing w:after="160" w:before="0"/>
-      </w:pPr>
-      <w:r>
-        <w:rPr>
-          <w:b w:val="0"/>
-          <w:sz w:val="20"/>
-        </w:rPr>
-        <w:t>Negative Marks: 0.25</w:t>
-      </w:r>
-    </w:p>
-    <w:p>
-      <w:pPr>
-        <w:spacing w:after="20" w:before="120"/>
-      </w:pPr>
-      <w:r>
-        <w:rPr>
-          <w:b/>
-          <w:sz w:val="22"/>
-        </w:rPr>
-        <w:t>Question: In the evening before sunset, A and D stand face-to-face. A's shadow falls to D's right. In which direction is D facing?</w:t>
-      </w:r>
-    </w:p>
-    <w:p>
-      <w:pPr>
-        <w:spacing w:after="0" w:before="0"/>
-      </w:pPr>
-      <w:r>
-        <w:rPr>
-          <w:b w:val="0"/>
-          <w:sz w:val="22"/>
-        </w:rPr>
-        <w:t>(a) East</w:t>
-      </w:r>
-    </w:p>
-    <w:p>
-      <w:pPr>
-        <w:spacing w:after="0" w:before="0"/>
-      </w:pPr>
-      <w:r>
-        <w:rPr>
-          <w:b w:val="0"/>
-          <w:sz w:val="22"/>
-        </w:rPr>
-        <w:t>(b) South</w:t>
-      </w:r>
-    </w:p>
-    <w:p>
-      <w:pPr>
-        <w:spacing w:after="0" w:before="0"/>
-      </w:pPr>
-      <w:r>
-        <w:rPr>
-          <w:b w:val="0"/>
-          <w:sz w:val="22"/>
-        </w:rPr>
-        <w:t>(c) North</w:t>
-      </w:r>
-    </w:p>
-    <w:p>
-      <w:pPr>
-        <w:spacing w:after="0" w:before="0"/>
-      </w:pPr>
-      <w:r>
-        <w:rPr>
-          <w:b w:val="0"/>
-          <w:sz w:val="22"/>
-        </w:rPr>
-        <w:t>(d) West</w:t>
-      </w:r>
-    </w:p>
-    <w:p>
-      <w:pPr>
-        <w:spacing w:after="0" w:before="40"/>
-      </w:pPr>
-      <w:r>
-        <w:rPr>
-          <w:b/>
-          <w:sz w:val="22"/>
-        </w:rPr>
-        <w:t>Answer: c</w:t>
-      </w:r>
-    </w:p>
-    <w:p>
-      <w:pPr>
-        <w:spacing w:after="0" w:before="0"/>
-      </w:pPr>
-      <w:r>
-        <w:rPr>
-          <w:b w:val="0"/>
-          <w:sz w:val="21"/>
-        </w:rPr>
-        <w:t>Solution: In the evening, the sun is in the West, so shadows fall towards the East. Since A's shadow falls to D's right, East is to D's right. Facing North puts East on one's right side. Therefore, D is facing North.</w:t>
-      </w:r>
-    </w:p>
-    <w:p>
-      <w:pPr>
-        <w:spacing w:after="0" w:before="0"/>
-      </w:pPr>
-      <w:r>
-        <w:rPr>
-          <w:b w:val="0"/>
-          <w:sz w:val="20"/>
-        </w:rPr>
-        <w:t>Positive Marks: 1</w:t>
-      </w:r>
-    </w:p>
-    <w:p>
-      <w:pPr>
-        <w:spacing w:after="160" w:before="0"/>
-      </w:pPr>
-      <w:r>
-        <w:rPr>
-          <w:b w:val="0"/>
-          <w:sz w:val="20"/>
-        </w:rPr>
-        <w:t>Negative Marks: 0.25</w:t>
-      </w:r>
-    </w:p>
-    <w:p>
-      <w:pPr>
-        <w:spacing w:after="20" w:before="120"/>
-      </w:pPr>
-      <w:r>
-        <w:rPr>
-          <w:b/>
-          <w:sz w:val="22"/>
-        </w:rPr>
-        <w:t>Question: What is the name of the outer lip like structure that protects the entrance to the female reproductive system?</w:t>
-      </w:r>
-    </w:p>
-    <w:p>
-      <w:pPr>
-        <w:spacing w:after="0" w:before="0"/>
-      </w:pPr>
-      <w:r>
-        <w:rPr>
-          <w:b w:val="0"/>
-          <w:sz w:val="22"/>
-        </w:rPr>
-        <w:t>(a) Hymen</w:t>
-      </w:r>
-    </w:p>
-    <w:p>
-      <w:pPr>
-        <w:spacing w:after="0" w:before="0"/>
-      </w:pPr>
-      <w:r>
-        <w:rPr>
-          <w:b w:val="0"/>
-          <w:sz w:val="22"/>
-        </w:rPr>
-        <w:t>(b) Labia</w:t>
-      </w:r>
-    </w:p>
-    <w:p>
-      <w:pPr>
-        <w:spacing w:after="0" w:before="0"/>
-      </w:pPr>
-      <w:r>
-        <w:rPr>
-          <w:b w:val="0"/>
-          <w:sz w:val="22"/>
-        </w:rPr>
-        <w:t>(c) Cervix</w:t>
-      </w:r>
-    </w:p>
-    <w:p>
-      <w:pPr>
-        <w:spacing w:after="0" w:before="0"/>
-      </w:pPr>
-      <w:r>
-        <w:rPr>
-          <w:b w:val="0"/>
-          <w:sz w:val="22"/>
-        </w:rPr>
-        <w:t>(d) None of the above</w:t>
-      </w:r>
-    </w:p>
-    <w:p>
-      <w:pPr>
-        <w:spacing w:after="0" w:before="40"/>
-      </w:pPr>
-      <w:r>
-        <w:rPr>
-          <w:b/>
-          <w:sz w:val="22"/>
-        </w:rPr>
-        <w:t>Answer: b</w:t>
-      </w:r>
-    </w:p>
-    <w:p>
-      <w:pPr>
-        <w:spacing w:after="0" w:before="0"/>
-      </w:pPr>
-      <w:r>
-        <w:rPr>
-          <w:b w:val="0"/>
-          <w:sz w:val="21"/>
-        </w:rPr>
-        <w:t>Solution: The labia (labia majora and minora) are the outer lip-like folds protecting the entrance of the female reproductive tract.</w:t>
-      </w:r>
-    </w:p>
-    <w:p>
-      <w:pPr>
-        <w:spacing w:after="0" w:before="0"/>
-      </w:pPr>
-      <w:r>
-        <w:rPr>
-          <w:b w:val="0"/>
-          <w:sz w:val="20"/>
-        </w:rPr>
-        <w:t>Positive Marks: 1</w:t>
-      </w:r>
-    </w:p>
-    <w:p>
-      <w:pPr>
-        <w:spacing w:after="160" w:before="0"/>
-      </w:pPr>
-      <w:r>
-        <w:rPr>
-          <w:b w:val="0"/>
-          <w:sz w:val="20"/>
-        </w:rPr>
-        <w:t>Negative Marks: 0.25</w:t>
-      </w:r>
-    </w:p>
-    <w:p>
-      <w:pPr>
-        <w:spacing w:after="20" w:before="120"/>
-      </w:pPr>
-      <w:r>
-        <w:rPr>
-          <w:b/>
-          <w:sz w:val="22"/>
-        </w:rPr>
-        <w:t>Question: A client with a pulmonary embolism suddenly becomes restless and severely dyspneic. What is the nurse's priority action?</w:t>
-      </w:r>
-    </w:p>
-    <w:p>
-      <w:pPr>
-        <w:spacing w:after="0" w:before="0"/>
-      </w:pPr>
-      <w:r>
-        <w:rPr>
-          <w:b w:val="0"/>
-          <w:sz w:val="22"/>
-        </w:rPr>
-        <w:t>(a) Prepare the client for intubation</w:t>
-      </w:r>
-    </w:p>
-    <w:p>
-      <w:pPr>
-        <w:spacing w:after="0" w:before="0"/>
-      </w:pPr>
-      <w:r>
-        <w:rPr>
-          <w:b w:val="0"/>
-          <w:sz w:val="22"/>
-        </w:rPr>
-        <w:t>(b) Reassure the client and stay calm</w:t>
-      </w:r>
-    </w:p>
-    <w:p>
-      <w:pPr>
-        <w:spacing w:after="0" w:before="0"/>
-      </w:pPr>
-      <w:r>
-        <w:rPr>
-          <w:b w:val="0"/>
-          <w:sz w:val="22"/>
-        </w:rPr>
-        <w:t>(c) Elevate the head of the bed and administer oxygen</w:t>
-      </w:r>
-    </w:p>
-    <w:p>
-      <w:pPr>
-        <w:spacing w:after="0" w:before="0"/>
-      </w:pPr>
-      <w:r>
-        <w:rPr>
-          <w:b w:val="0"/>
-          <w:sz w:val="22"/>
-        </w:rPr>
-        <w:t>(d) Administer the prescribed anticoagulant</w:t>
-      </w:r>
-    </w:p>
-    <w:p>
-      <w:pPr>
-        <w:spacing w:after="0" w:before="40"/>
-      </w:pPr>
-      <w:r>
-        <w:rPr>
-          <w:b/>
-          <w:sz w:val="22"/>
-        </w:rPr>
-        <w:t>Answer: c</w:t>
-      </w:r>
-    </w:p>
-    <w:p>
-      <w:pPr>
-        <w:spacing w:after="0" w:before="0"/>
-      </w:pPr>
-      <w:r>
-        <w:rPr>
-          <w:b w:val="0"/>
-          <w:sz w:val="21"/>
-        </w:rPr>
-        <w:t>Solution: The priority is oxygenation; the head of the bed is elevated and oxygen given while the provider is notified and definitive therapy (anticoagulation) is prepared.</w:t>
-      </w:r>
-    </w:p>
-    <w:p>
-      <w:pPr>
-        <w:spacing w:after="0" w:before="0"/>
-      </w:pPr>
-      <w:r>
-        <w:rPr>
-          <w:b w:val="0"/>
-          <w:sz w:val="20"/>
-        </w:rPr>
-        <w:t>Positive Marks: 1</w:t>
-      </w:r>
-    </w:p>
-    <w:p>
-      <w:pPr>
-        <w:spacing w:after="160" w:before="0"/>
-      </w:pPr>
-      <w:r>
-        <w:rPr>
-          <w:b w:val="0"/>
-          <w:sz w:val="20"/>
-        </w:rPr>
-        <w:t>Negative Marks: 0.25</w:t>
-      </w:r>
-    </w:p>
-    <w:p>
-      <w:pPr>
-        <w:spacing w:after="20" w:before="120"/>
-      </w:pPr>
-      <w:r>
-        <w:rPr>
-          <w:b/>
-          <w:sz w:val="22"/>
-        </w:rPr>
-        <w:t>Question: All are the antihypertensive drug advised to lactating mother except:</w:t>
-      </w:r>
-    </w:p>
-    <w:p>
-      <w:pPr>
-        <w:spacing w:after="0" w:before="0"/>
-      </w:pPr>
-      <w:r>
-        <w:rPr>
-          <w:b w:val="0"/>
-          <w:sz w:val="22"/>
-        </w:rPr>
-        <w:t>(a) hydrochlorothiazide</w:t>
-      </w:r>
-    </w:p>
-    <w:p>
-      <w:pPr>
-        <w:spacing w:after="0" w:before="0"/>
-      </w:pPr>
-      <w:r>
-        <w:rPr>
-          <w:b w:val="0"/>
-          <w:sz w:val="22"/>
-        </w:rPr>
-        <w:t>(b) Enapril</w:t>
-      </w:r>
-    </w:p>
-    <w:p>
-      <w:pPr>
-        <w:spacing w:after="0" w:before="0"/>
-      </w:pPr>
-      <w:r>
-        <w:rPr>
-          <w:b w:val="0"/>
-          <w:sz w:val="22"/>
-        </w:rPr>
-        <w:t>(c) Losartan</w:t>
-      </w:r>
-    </w:p>
-    <w:p>
-      <w:pPr>
-        <w:spacing w:after="0" w:before="0"/>
-      </w:pPr>
-      <w:r>
-        <w:rPr>
-          <w:b w:val="0"/>
-          <w:sz w:val="22"/>
-        </w:rPr>
-        <w:t>(d) Lisinopril</w:t>
-      </w:r>
-    </w:p>
-    <w:p>
-      <w:pPr>
-        <w:spacing w:after="0" w:before="40"/>
-      </w:pPr>
-      <w:r>
-        <w:rPr>
-          <w:b/>
-          <w:sz w:val="22"/>
-        </w:rPr>
-        <w:t>Answer: c</w:t>
-      </w:r>
-    </w:p>
-    <w:p>
-      <w:pPr>
-        <w:spacing w:after="0" w:before="0"/>
-      </w:pPr>
-      <w:r>
-        <w:rPr>
-          <w:b w:val="0"/>
-          <w:sz w:val="21"/>
-        </w:rPr>
-        <w:t>Solution: Losartan (ARB) is contraindicated in lactating mothers; lisinopril and enalapril (ACE inhibitors) are also avoided, while hydrochlorothiazide may be used with caution.</w:t>
-      </w:r>
-    </w:p>
-    <w:p>
-      <w:pPr>
-        <w:spacing w:after="0" w:before="0"/>
-      </w:pPr>
-      <w:r>
-        <w:rPr>
-          <w:b w:val="0"/>
-          <w:sz w:val="20"/>
-        </w:rPr>
-        <w:t>Positive Marks: 1</w:t>
-      </w:r>
-    </w:p>
-    <w:p>
-      <w:pPr>
-        <w:spacing w:after="160" w:before="0"/>
-      </w:pPr>
-      <w:r>
-        <w:rPr>
-          <w:b w:val="0"/>
-          <w:sz w:val="20"/>
-        </w:rPr>
-        <w:t>Negative Marks: 0.25</w:t>
-      </w:r>
-    </w:p>
-    <w:p>
-      <w:pPr>
-        <w:spacing w:after="20" w:before="120"/>
-      </w:pPr>
-      <w:r>
-        <w:rPr>
-          <w:b/>
-          <w:sz w:val="22"/>
-        </w:rPr>
-        <w:t>Question: What is the contraindication of the Covishield vaccine?</w:t>
-      </w:r>
-    </w:p>
-    <w:p>
-      <w:pPr>
-        <w:spacing w:after="0" w:before="0"/>
-      </w:pPr>
-      <w:r>
-        <w:rPr>
-          <w:b w:val="0"/>
-          <w:sz w:val="22"/>
-        </w:rPr>
-        <w:t>(a) HTN</w:t>
-      </w:r>
-    </w:p>
-    <w:p>
-      <w:pPr>
-        <w:spacing w:after="0" w:before="0"/>
-      </w:pPr>
-      <w:r>
-        <w:rPr>
-          <w:b w:val="0"/>
-          <w:sz w:val="22"/>
-        </w:rPr>
-        <w:t>(b) Foreign body allergy</w:t>
-      </w:r>
-    </w:p>
-    <w:p>
-      <w:pPr>
-        <w:spacing w:after="0" w:before="0"/>
-      </w:pPr>
-      <w:r>
-        <w:rPr>
-          <w:b w:val="0"/>
-          <w:sz w:val="22"/>
-        </w:rPr>
-        <w:t>(c) Pollen allergy</w:t>
-      </w:r>
-    </w:p>
-    <w:p>
-      <w:pPr>
-        <w:spacing w:after="0" w:before="0"/>
-      </w:pPr>
-      <w:r>
-        <w:rPr>
-          <w:b w:val="0"/>
-          <w:sz w:val="22"/>
-        </w:rPr>
-        <w:t>(d) Allergy of 1st dose of</w:t>
-      </w:r>
-    </w:p>
-    <w:p>
-      <w:pPr>
-        <w:spacing w:after="0" w:before="40"/>
-      </w:pPr>
-      <w:r>
-        <w:rPr>
-          <w:b/>
-          <w:sz w:val="22"/>
-        </w:rPr>
-        <w:t>Answer: d</w:t>
-      </w:r>
-    </w:p>
-    <w:p>
-      <w:pPr>
-        <w:spacing w:after="0" w:before="0"/>
-      </w:pPr>
-      <w:r>
-        <w:rPr>
-          <w:b w:val="0"/>
-          <w:sz w:val="21"/>
-        </w:rPr>
-        <w:t>Solution: The contraindication of the Covishield vaccine is allergy to the first dose (option a). Covishield is a COVID-19 vaccine developed by AstraZeneca in collaboration with the University of Oxford. It is based on the adenovirus vector technology and provides protection against the SARS-CoV-2 virus. However, like any vaccine, Covishield has contraindications and precautions. Allergy to the first dose of Covishield is a contraindication, indicating that individuals who have experienced a severe allergic reaction or anaphylaxis to the initial dose should not receive subsequent doses of the vaccine. It is important to follow the specific guidelines and recommendations provided by health authorities regarding vaccine contraindications.</w:t>
-      </w:r>
-    </w:p>
-    <w:p>
-      <w:pPr>
-        <w:spacing w:after="0" w:before="0"/>
-      </w:pPr>
-      <w:r>
-        <w:rPr>
-          <w:b w:val="0"/>
-          <w:sz w:val="20"/>
-        </w:rPr>
-        <w:t>Positive Marks: 1</w:t>
-      </w:r>
-    </w:p>
-    <w:p>
-      <w:pPr>
-        <w:spacing w:after="160" w:before="0"/>
-      </w:pPr>
-      <w:r>
-        <w:rPr>
-          <w:b w:val="0"/>
-          <w:sz w:val="20"/>
-        </w:rPr>
-        <w:t>Negative Marks: 0.25</w:t>
-      </w:r>
-    </w:p>
-    <w:p>
-      <w:pPr>
-        <w:spacing w:after="20" w:before="120"/>
-      </w:pPr>
-      <w:r>
-        <w:rPr>
-          <w:b/>
-          <w:sz w:val="22"/>
-        </w:rPr>
-        <w:t>Question: The priority nursing intervention for a patient with a head injury is:</w:t>
-      </w:r>
-    </w:p>
-    <w:p>
-      <w:pPr>
-        <w:spacing w:after="0" w:before="0"/>
-      </w:pPr>
-      <w:r>
-        <w:rPr>
-          <w:b w:val="0"/>
-          <w:sz w:val="22"/>
-        </w:rPr>
-        <w:t>(a) Elevating the foot end</w:t>
-      </w:r>
-    </w:p>
-    <w:p>
-      <w:pPr>
-        <w:spacing w:after="0" w:before="0"/>
-      </w:pPr>
-      <w:r>
-        <w:rPr>
-          <w:b w:val="0"/>
-          <w:sz w:val="22"/>
-        </w:rPr>
-        <w:t>(b) Measuring intake and output</w:t>
-      </w:r>
-    </w:p>
-    <w:p>
-      <w:pPr>
-        <w:spacing w:after="0" w:before="0"/>
-      </w:pPr>
-      <w:r>
-        <w:rPr>
-          <w:b w:val="0"/>
-          <w:sz w:val="22"/>
-        </w:rPr>
-        <w:t>(c) Administering analgesics</w:t>
-      </w:r>
-    </w:p>
-    <w:p>
-      <w:pPr>
-        <w:spacing w:after="0" w:before="0"/>
-      </w:pPr>
-      <w:r>
-        <w:rPr>
-          <w:b w:val="0"/>
-          <w:sz w:val="22"/>
-        </w:rPr>
-        <w:t>(d) Maintaining a patent airway</w:t>
-      </w:r>
-    </w:p>
-    <w:p>
-      <w:pPr>
-        <w:spacing w:after="0" w:before="40"/>
-      </w:pPr>
-      <w:r>
-        <w:rPr>
-          <w:b/>
-          <w:sz w:val="22"/>
-        </w:rPr>
-        <w:t>Answer: d</w:t>
-      </w:r>
-    </w:p>
-    <w:p>
-      <w:pPr>
-        <w:spacing w:after="0" w:before="0"/>
-      </w:pPr>
-      <w:r>
-        <w:rPr>
-          <w:b w:val="0"/>
-          <w:sz w:val="21"/>
-        </w:rPr>
-        <w:t>Solution: Airway maintenance is the priority in head injury to prevent hypoxia and further brain damage.</w:t>
-      </w:r>
-    </w:p>
-    <w:p>
-      <w:pPr>
-        <w:spacing w:after="0" w:before="0"/>
-      </w:pPr>
-      <w:r>
-        <w:rPr>
-          <w:b w:val="0"/>
-          <w:sz w:val="20"/>
-        </w:rPr>
-        <w:t>Positive Marks: 1</w:t>
-      </w:r>
-    </w:p>
-    <w:p>
-      <w:pPr>
-        <w:spacing w:after="160" w:before="0"/>
-      </w:pPr>
-      <w:r>
-        <w:rPr>
-          <w:b w:val="0"/>
-          <w:sz w:val="20"/>
-        </w:rPr>
-        <w:t>Negative Marks: 0.25</w:t>
-      </w:r>
-    </w:p>
-    <w:p>
-      <w:pPr>
-        <w:spacing w:after="20" w:before="120"/>
-      </w:pPr>
-      <w:r>
-        <w:rPr>
-          <w:b/>
-          <w:sz w:val="22"/>
-        </w:rPr>
-        <w:t>Question: A client with cirrhosis becomes confused, drowsy and develops asterixis. Which nursing action has the highest priority?</w:t>
-      </w:r>
-    </w:p>
-    <w:p>
-      <w:pPr>
-        <w:spacing w:after="0" w:before="0"/>
-      </w:pPr>
-      <w:r>
-        <w:rPr>
-          <w:b w:val="0"/>
-          <w:sz w:val="22"/>
-        </w:rPr>
-        <w:t>(a) Restrict dietary protein immediately</w:t>
-      </w:r>
-    </w:p>
-    <w:p>
-      <w:pPr>
-        <w:spacing w:after="0" w:before="0"/>
-      </w:pPr>
-      <w:r>
-        <w:rPr>
-          <w:b w:val="0"/>
-          <w:sz w:val="22"/>
-        </w:rPr>
-        <w:t>(b) Prepare to administer lactulose as ordered</w:t>
-      </w:r>
-    </w:p>
-    <w:p>
-      <w:pPr>
-        <w:spacing w:after="0" w:before="0"/>
-      </w:pPr>
-      <w:r>
-        <w:rPr>
-          <w:b w:val="0"/>
-          <w:sz w:val="22"/>
-        </w:rPr>
-        <w:t>(c) Increase dietary sodium intake</w:t>
-      </w:r>
-    </w:p>
-    <w:p>
-      <w:pPr>
-        <w:spacing w:after="0" w:before="0"/>
-      </w:pPr>
-      <w:r>
-        <w:rPr>
-          <w:b w:val="0"/>
-          <w:sz w:val="22"/>
-        </w:rPr>
-        <w:t>(d) Place the client in the supine position</w:t>
-      </w:r>
-    </w:p>
-    <w:p>
-      <w:pPr>
-        <w:spacing w:after="0" w:before="40"/>
-      </w:pPr>
-      <w:r>
-        <w:rPr>
-          <w:b/>
-          <w:sz w:val="22"/>
-        </w:rPr>
-        <w:t>Answer: b</w:t>
-      </w:r>
-    </w:p>
-    <w:p>
-      <w:pPr>
-        <w:spacing w:after="0" w:before="0"/>
-      </w:pPr>
-      <w:r>
-        <w:rPr>
-          <w:b w:val="0"/>
-          <w:sz w:val="21"/>
-        </w:rPr>
-        <w:t>Solution: Confusion and asterixis indicate hepatic encephalopathy; lactulose reduces serum ammonia (by trapping it in the gut) and is the priority treatment.</w:t>
-      </w:r>
-    </w:p>
-    <w:p>
-      <w:pPr>
-        <w:spacing w:after="0" w:before="0"/>
-      </w:pPr>
-      <w:r>
-        <w:rPr>
-          <w:b w:val="0"/>
-          <w:sz w:val="20"/>
-        </w:rPr>
-        <w:t>Positive Marks: 1</w:t>
-      </w:r>
-    </w:p>
-    <w:p>
-      <w:pPr>
-        <w:spacing w:after="160" w:before="0"/>
-      </w:pPr>
-      <w:r>
-        <w:rPr>
-          <w:b w:val="0"/>
-          <w:sz w:val="20"/>
-        </w:rPr>
-        <w:t>Negative Marks: 0.25</w:t>
-      </w:r>
-    </w:p>
-    <w:p>
-      <w:pPr>
-        <w:spacing w:after="20" w:before="120"/>
-      </w:pPr>
-      <w:r>
-        <w:rPr>
-          <w:b/>
-          <w:sz w:val="22"/>
-        </w:rPr>
-        <w:t>Question: What should be the immediate action in cases of severe bleeding?</w:t>
-      </w:r>
-    </w:p>
-    <w:p>
-      <w:pPr>
-        <w:spacing w:after="0" w:before="0"/>
-      </w:pPr>
-      <w:r>
-        <w:rPr>
-          <w:b w:val="0"/>
-          <w:sz w:val="22"/>
-        </w:rPr>
-        <w:t>(a) call for medical assistance</w:t>
-      </w:r>
-    </w:p>
-    <w:p>
-      <w:pPr>
-        <w:spacing w:after="0" w:before="0"/>
-      </w:pPr>
-      <w:r>
-        <w:rPr>
-          <w:b w:val="0"/>
-          <w:sz w:val="22"/>
-        </w:rPr>
-        <w:t>(b) put a dressing over the wound</w:t>
-      </w:r>
-    </w:p>
-    <w:p>
-      <w:pPr>
-        <w:spacing w:after="0" w:before="0"/>
-      </w:pPr>
-      <w:r>
-        <w:rPr>
-          <w:b w:val="0"/>
-          <w:sz w:val="22"/>
-        </w:rPr>
-        <w:t>(c) apply pressure to the wound</w:t>
-      </w:r>
-    </w:p>
-    <w:p>
-      <w:pPr>
-        <w:spacing w:after="0" w:before="0"/>
-      </w:pPr>
-      <w:r>
-        <w:rPr>
-          <w:b w:val="0"/>
-          <w:sz w:val="22"/>
-        </w:rPr>
-        <w:t>(d) cover it with a pad of soft material</w:t>
-      </w:r>
-    </w:p>
-    <w:p>
-      <w:pPr>
-        <w:spacing w:after="0" w:before="40"/>
-      </w:pPr>
-      <w:r>
-        <w:rPr>
-          <w:b/>
-          <w:sz w:val="22"/>
-        </w:rPr>
-        <w:t>Answer: c</w:t>
-      </w:r>
-    </w:p>
-    <w:p>
-      <w:pPr>
-        <w:spacing w:after="0" w:before="0"/>
-      </w:pPr>
-      <w:r>
-        <w:rPr>
-          <w:b w:val="0"/>
-          <w:sz w:val="21"/>
-        </w:rPr>
-        <w:t>Solution: The immediate action in severe bleeding is to apply firm direct pressure over the wound.</w:t>
-      </w:r>
-    </w:p>
-    <w:p>
-      <w:pPr>
-        <w:spacing w:after="0" w:before="0"/>
-      </w:pPr>
-      <w:r>
-        <w:rPr>
-          <w:b w:val="0"/>
-          <w:sz w:val="20"/>
-        </w:rPr>
-        <w:t>Positive Marks: 1</w:t>
-      </w:r>
-    </w:p>
-    <w:p>
-      <w:pPr>
-        <w:spacing w:after="160" w:before="0"/>
-      </w:pPr>
-      <w:r>
-        <w:rPr>
-          <w:b w:val="0"/>
-          <w:sz w:val="20"/>
-        </w:rPr>
-        <w:t>Negative Marks: 0.25</w:t>
-      </w:r>
-    </w:p>
-    <w:p>
-      <w:pPr>
-        <w:spacing w:after="20" w:before="120"/>
-      </w:pPr>
-      <w:r>
-        <w:rPr>
-          <w:b/>
-          <w:sz w:val="22"/>
-        </w:rPr>
-        <w:t>Question: Which assessment finding is the EARLIEST indicator of compartment syndrome in a client with a fractured tibia?</w:t>
-      </w:r>
-    </w:p>
-    <w:p>
-      <w:pPr>
-        <w:spacing w:after="0" w:before="0"/>
-      </w:pPr>
-      <w:r>
-        <w:rPr>
-          <w:b w:val="0"/>
-          <w:sz w:val="22"/>
-        </w:rPr>
-        <w:t>(a) Pain out of proportion that increases with passive stretch</w:t>
-      </w:r>
-    </w:p>
-    <w:p>
-      <w:pPr>
-        <w:spacing w:after="0" w:before="0"/>
-      </w:pPr>
-      <w:r>
-        <w:rPr>
-          <w:b w:val="0"/>
-          <w:sz w:val="22"/>
-        </w:rPr>
-        <w:t>(b) Absent pedal pulse</w:t>
-      </w:r>
-    </w:p>
-    <w:p>
-      <w:pPr>
-        <w:spacing w:after="0" w:before="0"/>
-      </w:pPr>
-      <w:r>
-        <w:rPr>
-          <w:b w:val="0"/>
-          <w:sz w:val="22"/>
-        </w:rPr>
-        <w:t>(c) Cool, cyanotic toes</w:t>
-      </w:r>
-    </w:p>
-    <w:p>
-      <w:pPr>
-        <w:spacing w:after="0" w:before="0"/>
-      </w:pPr>
-      <w:r>
-        <w:rPr>
-          <w:b w:val="0"/>
-          <w:sz w:val="22"/>
-        </w:rPr>
-        <w:t>(d) Capillary refill of 5 seconds</w:t>
-      </w:r>
-    </w:p>
-    <w:p>
-      <w:pPr>
-        <w:spacing w:after="0" w:before="40"/>
-      </w:pPr>
-      <w:r>
-        <w:rPr>
-          <w:b/>
-          <w:sz w:val="22"/>
-        </w:rPr>
-        <w:t>Answer: a</w:t>
-      </w:r>
-    </w:p>
-    <w:p>
-      <w:pPr>
-        <w:spacing w:after="0" w:before="0"/>
-      </w:pPr>
-      <w:r>
-        <w:rPr>
-          <w:b w:val="0"/>
-          <w:sz w:val="21"/>
-        </w:rPr>
-        <w:t>Solution: Severe pain worsened by passive stretching is the earliest sign of compartment syndrome; pallor and absent pulses are late findings that appear after irreversible damage.</w:t>
-      </w:r>
-    </w:p>
-    <w:p>
-      <w:pPr>
-        <w:spacing w:after="0" w:before="0"/>
-      </w:pPr>
-      <w:r>
-        <w:rPr>
-          <w:b w:val="0"/>
-          <w:sz w:val="20"/>
-        </w:rPr>
-        <w:t>Positive Marks: 1</w:t>
-      </w:r>
-    </w:p>
-    <w:p>
-      <w:pPr>
-        <w:spacing w:after="160" w:before="0"/>
-      </w:pPr>
-      <w:r>
-        <w:rPr>
-          <w:b w:val="0"/>
-          <w:sz w:val="20"/>
-        </w:rPr>
-        <w:t>Negative Marks: 0.25</w:t>
-      </w:r>
-    </w:p>
-    <w:p>
-      <w:pPr>
-        <w:spacing w:after="20" w:before="120"/>
-      </w:pPr>
-      <w:r>
-        <w:rPr>
-          <w:b/>
-          <w:sz w:val="22"/>
-        </w:rPr>
-        <w:t>Question: Which of the following drug administration during post operative period will cause nausea and vomiting?</w:t>
-      </w:r>
-    </w:p>
-    <w:p>
-      <w:pPr>
-        <w:spacing w:after="0" w:before="0"/>
-      </w:pPr>
-      <w:r>
-        <w:rPr>
-          <w:b w:val="0"/>
-          <w:sz w:val="22"/>
-        </w:rPr>
-        <w:t>(a) Tramadol</w:t>
-      </w:r>
-    </w:p>
-    <w:p>
-      <w:pPr>
-        <w:spacing w:after="0" w:before="0"/>
-      </w:pPr>
-      <w:r>
-        <w:rPr>
-          <w:b w:val="0"/>
-          <w:sz w:val="22"/>
-        </w:rPr>
-        <w:t>(b) Peracetamol</w:t>
-      </w:r>
-    </w:p>
-    <w:p>
-      <w:pPr>
-        <w:spacing w:after="0" w:before="0"/>
-      </w:pPr>
-      <w:r>
-        <w:rPr>
-          <w:b w:val="0"/>
-          <w:sz w:val="22"/>
-        </w:rPr>
-        <w:t>(c) Ondansetron</w:t>
-      </w:r>
-    </w:p>
-    <w:p>
-      <w:pPr>
-        <w:spacing w:after="0" w:before="0"/>
-      </w:pPr>
-      <w:r>
-        <w:rPr>
-          <w:b w:val="0"/>
-          <w:sz w:val="22"/>
-        </w:rPr>
-        <w:t>(d) Diclofenac</w:t>
-      </w:r>
-    </w:p>
-    <w:p>
-      <w:pPr>
-        <w:spacing w:after="0" w:before="40"/>
-      </w:pPr>
-      <w:r>
-        <w:rPr>
-          <w:b/>
-          <w:sz w:val="22"/>
-        </w:rPr>
-        <w:t>Answer: a</w:t>
-      </w:r>
-    </w:p>
-    <w:p>
-      <w:pPr>
-        <w:spacing w:after="0" w:before="0"/>
-      </w:pPr>
-      <w:r>
-        <w:rPr>
-          <w:b w:val="0"/>
-          <w:sz w:val="21"/>
-        </w:rPr>
-        <w:t>Solution: Tramadol, an opioid analgesic, commonly causes postoperative nausea and vomiting; ondansetron is an antiemetic given to prevent it.</w:t>
-      </w:r>
-    </w:p>
-    <w:p>
-      <w:pPr>
-        <w:spacing w:after="0" w:before="0"/>
-      </w:pPr>
-      <w:r>
-        <w:rPr>
-          <w:b w:val="0"/>
-          <w:sz w:val="20"/>
-        </w:rPr>
-        <w:t>Positive Marks: 1</w:t>
-      </w:r>
-    </w:p>
-    <w:p>
-      <w:pPr>
-        <w:spacing w:after="160" w:before="0"/>
-      </w:pPr>
-      <w:r>
-        <w:rPr>
-          <w:b w:val="0"/>
-          <w:sz w:val="20"/>
-        </w:rPr>
-        <w:t>Negative Marks: 0.25</w:t>
+      <w:r>
+        <w:t xml:space="preserve">Question: The normal platelet count in an adult is</w:t>
+      </w:r>
+    </w:p>
+    <w:p>
+      <w:r>
+        <w:t xml:space="preserve">(a) 150,000-400,000 per cubic mm</w:t>
+      </w:r>
+    </w:p>
+    <w:p>
+      <w:r>
+        <w:t xml:space="preserve">(b) 4,000-11,000 per cubic mm</w:t>
+      </w:r>
+    </w:p>
+    <w:p>
+      <w:r>
+        <w:t xml:space="preserve">(c) 1,000-2,000 per cubic mm</w:t>
+      </w:r>
+    </w:p>
+    <w:p>
+      <w:r>
+        <w:t xml:space="preserve">(d) 500,000-900,000 per cubic mm</w:t>
+      </w:r>
+    </w:p>
+    <w:p>
+      <w:r>
+        <w:t xml:space="preserve">Answer: a</w:t>
+      </w:r>
+    </w:p>
+    <w:p>
+      <w:r>
+        <w:t xml:space="preserve">Solution: ✅ Correct Answer: a</w:t>
+      </w:r>
+    </w:p>
+    <w:p>
+      <w:r>
+        <w:t xml:space="preserve">🧠 Clinical Rationale: Normal platelets are 150,000-400,000/mm³; below 150,000 is thrombocytopenia with bleeding risk.</w:t>
+      </w:r>
+    </w:p>
+    <w:p>
+      <w:r>
+        <w:t xml:space="preserve">❌ Why Not Other Options?</w:t>
+      </w:r>
+    </w:p>
+    <w:p>
+      <w:r>
+        <w:t xml:space="preserve">(b) — 4,000-11,000/mm³ is the WBC range — a common distractor.</w:t>
+      </w:r>
+    </w:p>
+    <w:p>
+      <w:r>
+        <w:t xml:space="preserve">(c) — 1,000-2,000/mm³ is dangerously low.</w:t>
+      </w:r>
+    </w:p>
+    <w:p>
+      <w:r>
+        <w:t xml:space="preserve">(d) — 500,000-900,000/mm³ is thrombocytosis.</w:t>
+      </w:r>
+    </w:p>
+    <w:p>
+      <w:r>
+        <w:t xml:space="preserve">⚠️ Exam Trap: "Platelets 1.5-4 lakh; WBC 4-11 thousand; RBC 4-5.5 million" — the three ranges with different magnitudes are a favourite labs question.</w:t>
+      </w:r>
+    </w:p>
+    <w:p>
+      <w:r>
+        <w:t xml:space="preserve">💎 PNC Pearl: "Platelets in lakhs, WBCs in thousands, RBCs in millions — the size of the numbers tells the cell."</w:t>
+      </w:r>
+    </w:p>
+    <w:p>
+      <w:r>
+        <w:t xml:space="preserve">Positive Marks: 1</w:t>
+      </w:r>
+    </w:p>
+    <w:p>
+      <w:r>
+        <w:t xml:space="preserve">Negative Marks: 0.25</w:t>
+      </w:r>
+    </w:p>
+    <w:p>
+      <w:r>
+        <w:t xml:space="preserve"/>
+      </w:r>
+    </w:p>
+    <w:p>
+      <w:r>
+        <w:t xml:space="preserve">Question: The maximum volume of medication that should be injected into the deltoid muscle is</w:t>
+      </w:r>
+    </w:p>
+    <w:p>
+      <w:r>
+        <w:t xml:space="preserve">(a) 1-2 mL</w:t>
+      </w:r>
+    </w:p>
+    <w:p>
+      <w:r>
+        <w:t xml:space="preserve">(b) 5-10 mL</w:t>
+      </w:r>
+    </w:p>
+    <w:p>
+      <w:r>
+        <w:t xml:space="preserve">(c) 20-30 mL</w:t>
+      </w:r>
+    </w:p>
+    <w:p>
+      <w:r>
+        <w:t xml:space="preserve">(d) 50 mL</w:t>
+      </w:r>
+    </w:p>
+    <w:p>
+      <w:r>
+        <w:t xml:space="preserve">Answer: a</w:t>
+      </w:r>
+    </w:p>
+    <w:p>
+      <w:r>
+        <w:t xml:space="preserve">Solution: ✅ Correct Answer: a</w:t>
+      </w:r>
+    </w:p>
+    <w:p>
+      <w:r>
+        <w:t xml:space="preserve">🧠 Clinical Rationale: The deltoid is a small muscle, so it safely accepts only 1-2 mL (0.5 mL in infants); the vastus lateralis takes up to 2-5 mL and the gluteus medius up to 5 mL.</w:t>
+      </w:r>
+    </w:p>
+    <w:p>
+      <w:r>
+        <w:t xml:space="preserve">❌ Why Not Other Options?</w:t>
+      </w:r>
+    </w:p>
+    <w:p>
+      <w:r>
+        <w:t xml:space="preserve">(b) — 5-10 mL suits the gluteal site, not the deltoid.</w:t>
+      </w:r>
+    </w:p>
+    <w:p>
+      <w:r>
+        <w:t xml:space="preserve">(c) — 20-30 mL and (d) 50 mL are far beyond any IM site's capacity.</w:t>
+      </w:r>
+    </w:p>
+    <w:p>
+      <w:r>
+        <w:t xml:space="preserve">⚠️ Exam Trap: "Deltoid = small muscle = 1-2 mL max; gluteal = 2-5 mL" — the volume-by-site table is a standard injection technique question.</w:t>
+      </w:r>
+    </w:p>
+    <w:p>
+      <w:r>
+        <w:t xml:space="preserve">💎 PNC Pearl: "Deltoid drinks 1-2 mL; the big gluteal muscles handle 2-5."</w:t>
+      </w:r>
+    </w:p>
+    <w:p>
+      <w:r>
+        <w:t xml:space="preserve">Positive Marks: 1</w:t>
+      </w:r>
+    </w:p>
+    <w:p>
+      <w:r>
+        <w:t xml:space="preserve">Negative Marks: 0.25</w:t>
+      </w:r>
+    </w:p>
+    <w:p>
+      <w:r>
+        <w:t xml:space="preserve"/>
+      </w:r>
+    </w:p>
+    <w:p>
+      <w:r>
+        <w:t xml:space="preserve">Question: A patient with chronic liver disease develops bleeding gums and easy bruising. The nurse explains that this occurs because the liver</w:t>
+      </w:r>
+    </w:p>
+    <w:p>
+      <w:r>
+        <w:t xml:space="preserve">(a) Produces clotting factors and vitamin K-dependent proteins</w:t>
+      </w:r>
+    </w:p>
+    <w:p>
+      <w:r>
+        <w:t xml:space="preserve">(b) Produces red blood cells</w:t>
+      </w:r>
+    </w:p>
+    <w:p>
+      <w:r>
+        <w:t xml:space="preserve">(c) Secretes insulin</w:t>
+      </w:r>
+    </w:p>
+    <w:p>
+      <w:r>
+        <w:t xml:space="preserve">(d) Filters urine</w:t>
+      </w:r>
+    </w:p>
+    <w:p>
+      <w:r>
+        <w:t xml:space="preserve">Answer: a</w:t>
+      </w:r>
+    </w:p>
+    <w:p>
+      <w:r>
+        <w:t xml:space="preserve">Solution: ✅ Correct Answer: a</w:t>
+      </w:r>
+    </w:p>
+    <w:p>
+      <w:r>
+        <w:t xml:space="preserve">🧠 Clinical Rationale: The liver synthesizes most clotting factors (including vitamin K-dependent factors II, VII, IX, X) — so liver disease impairs coagulation and causes easy bruising and bleeding.</w:t>
+      </w:r>
+    </w:p>
+    <w:p>
+      <w:r>
+        <w:t xml:space="preserve">❌ Why Not Other Options?</w:t>
+      </w:r>
+    </w:p>
+    <w:p>
+      <w:r>
+        <w:t xml:space="preserve">(b) — Red cells are made in the BONE MARROW.</w:t>
+      </w:r>
+    </w:p>
+    <w:p>
+      <w:r>
+        <w:t xml:space="preserve">(c) — Insulin comes from the PANCREAS.</w:t>
+      </w:r>
+    </w:p>
+    <w:p>
+      <w:r>
+        <w:t xml:space="preserve">(d) — Urine is filtered by the KIDNEYS.</w:t>
+      </w:r>
+    </w:p>
+    <w:p>
+      <w:r>
+        <w:t xml:space="preserve">⚠️ Exam Trap: "Liver = the clotting-factor factory; damaged liver = bleeding tendency." Jaundice plus bleeding in the same patient points to liver failure.</w:t>
+      </w:r>
+    </w:p>
+    <w:p>
+      <w:r>
+        <w:t xml:space="preserve">💎 PNC Pearl: "The liver makes the glue of blood — fail the liver, and the blood fails to clot."</w:t>
+      </w:r>
+    </w:p>
+    <w:p>
+      <w:r>
+        <w:t xml:space="preserve">Positive Marks: 1</w:t>
+      </w:r>
+    </w:p>
+    <w:p>
+      <w:r>
+        <w:t xml:space="preserve">Negative Marks: 0.25</w:t>
+      </w:r>
+    </w:p>
+    <w:p>
+      <w:r>
+        <w:t xml:space="preserve"/>
+      </w:r>
+    </w:p>
+    <w:p>
+      <w:r>
+        <w:t xml:space="preserve">Question: The third stage of labor lasts from</w:t>
+      </w:r>
+    </w:p>
+    <w:p>
+      <w:r>
+        <w:t xml:space="preserve">(a) Delivery of the baby to delivery of the placenta</w:t>
+      </w:r>
+    </w:p>
+    <w:p>
+      <w:r>
+        <w:t xml:space="preserve">(b) Onset of labor to full cervical dilatation</w:t>
+      </w:r>
+    </w:p>
+    <w:p>
+      <w:r>
+        <w:t xml:space="preserve">(c) Full dilatation to delivery of the baby</w:t>
+      </w:r>
+    </w:p>
+    <w:p>
+      <w:r>
+        <w:t xml:space="preserve">(d) Delivery to the first hour postpartum</w:t>
+      </w:r>
+    </w:p>
+    <w:p>
+      <w:r>
+        <w:t xml:space="preserve">Answer: a</w:t>
+      </w:r>
+    </w:p>
+    <w:p>
+      <w:r>
+        <w:t xml:space="preserve">Solution: ✅ Correct Answer: a</w:t>
+      </w:r>
+    </w:p>
+    <w:p>
+      <w:r>
+        <w:t xml:space="preserve">🧠 Clinical Rationale: The third stage runs from the birth of the baby to the expulsion of the placenta — normally within 5-30 minutes.</w:t>
+      </w:r>
+    </w:p>
+    <w:p>
+      <w:r>
+        <w:t xml:space="preserve">❌ Why Not Other Options?</w:t>
+      </w:r>
+    </w:p>
+    <w:p>
+      <w:r>
+        <w:t xml:space="preserve">(b) — Stage 1 is onset to full dilatation.</w:t>
+      </w:r>
+    </w:p>
+    <w:p>
+      <w:r>
+        <w:t xml:space="preserve">(c) — Stage 2 is full dilatation to birth.</w:t>
+      </w:r>
+    </w:p>
+    <w:p>
+      <w:r>
+        <w:t xml:space="preserve">(d) — Stage 4 is the first hour after delivery.</w:t>
+      </w:r>
+    </w:p>
+    <w:p>
+      <w:r>
+        <w:t xml:space="preserve">⚠️ Exam Trap: Stage boundaries — "1 = cervix to 10 cm; 2 = 10 cm to baby; 3 = baby to placenta; 4 = first hour." The placenta normally delivers within 30 minutes.</w:t>
+      </w:r>
+    </w:p>
+    <w:p>
+      <w:r>
+        <w:t xml:space="preserve">💎 PNC Pearl: "Stage 3: baby out, placenta next — 5 to 30 minutes is the normal window."</w:t>
+      </w:r>
+    </w:p>
+    <w:p>
+      <w:r>
+        <w:t xml:space="preserve">Positive Marks: 1</w:t>
+      </w:r>
+    </w:p>
+    <w:p>
+      <w:r>
+        <w:t xml:space="preserve">Negative Marks: 0.25</w:t>
+      </w:r>
+    </w:p>
+    <w:p>
+      <w:r>
+        <w:t xml:space="preserve"/>
+      </w:r>
+    </w:p>
+    <w:p>
+      <w:r>
+        <w:t xml:space="preserve">Question: According to WHO, a child whose weight-for-age is below minus 2 standard deviations is classified as</w:t>
+      </w:r>
+    </w:p>
+    <w:p>
+      <w:r>
+        <w:t xml:space="preserve">(a) Underweight</w:t>
+      </w:r>
+    </w:p>
+    <w:p>
+      <w:r>
+        <w:t xml:space="preserve">(b) Overweight</w:t>
+      </w:r>
+    </w:p>
+    <w:p>
+      <w:r>
+        <w:t xml:space="preserve">(c) Obese</w:t>
+      </w:r>
+    </w:p>
+    <w:p>
+      <w:r>
+        <w:t xml:space="preserve">(d) Stunted</w:t>
+      </w:r>
+    </w:p>
+    <w:p>
+      <w:r>
+        <w:t xml:space="preserve">Answer: a</w:t>
+      </w:r>
+    </w:p>
+    <w:p>
+      <w:r>
+        <w:t xml:space="preserve">Solution: ✅ Correct Answer: a</w:t>
+      </w:r>
+    </w:p>
+    <w:p>
+      <w:r>
+        <w:t xml:space="preserve">🧠 Clinical Rationale: Low weight-for-age (below -2 SD) defines UNDERWEIGHT, reflecting recent or chronic malnutrition.</w:t>
+      </w:r>
+    </w:p>
+    <w:p>
+      <w:r>
+        <w:t xml:space="preserve">❌ Why Not Other Options?</w:t>
+      </w:r>
+    </w:p>
+    <w:p>
+      <w:r>
+        <w:t xml:space="preserve">(b) — Overweight is weight-for-age/height above +2 SD.</w:t>
+      </w:r>
+    </w:p>
+    <w:p>
+      <w:r>
+        <w:t xml:space="preserve">(c) — Obese is above +3 SD.</w:t>
+      </w:r>
+    </w:p>
+    <w:p>
+      <w:r>
+        <w:t xml:space="preserve">(d) — STUNTING is low height-for-age, a different indicator.</w:t>
+      </w:r>
+    </w:p>
+    <w:p>
+      <w:r>
+        <w:t xml:space="preserve">⚠️ Exam Trap: The three anthropometric indicators are frequently confused — "weight-for-age = underweight; height-for-age = stunting; weight-for-height = wasting."</w:t>
+      </w:r>
+    </w:p>
+    <w:p>
+      <w:r>
+        <w:t xml:space="preserve">💎 PNC Pearl: "Age and weight = underweight; age and height = stunting; height and weight = wasting — match the pair."</w:t>
+      </w:r>
+    </w:p>
+    <w:p>
+      <w:r>
+        <w:t xml:space="preserve">Positive Marks: 1</w:t>
+      </w:r>
+    </w:p>
+    <w:p>
+      <w:r>
+        <w:t xml:space="preserve">Negative Marks: 0.25</w:t>
+      </w:r>
+    </w:p>
+    <w:p>
+      <w:r>
+        <w:t xml:space="preserve"/>
+      </w:r>
+    </w:p>
+    <w:p>
+      <w:r>
+        <w:t xml:space="preserve">Question: A patient with mild anxiety is most likely to experience</w:t>
+      </w:r>
+    </w:p>
+    <w:p>
+      <w:r>
+        <w:t xml:space="preserve">(a) Heightened alertness and sharpened perception</w:t>
+      </w:r>
+    </w:p>
+    <w:p>
+      <w:r>
+        <w:t xml:space="preserve">(b) Complete inability to function</w:t>
+      </w:r>
+    </w:p>
+    <w:p>
+      <w:r>
+        <w:t xml:space="preserve">(c) Hallucinations</w:t>
+      </w:r>
+    </w:p>
+    <w:p>
+      <w:r>
+        <w:t xml:space="preserve">(d) Loss of consciousness</w:t>
+      </w:r>
+    </w:p>
+    <w:p>
+      <w:r>
+        <w:t xml:space="preserve">Answer: a</w:t>
+      </w:r>
+    </w:p>
+    <w:p>
+      <w:r>
+        <w:t xml:space="preserve">Solution: ✅ Correct Answer: a</w:t>
+      </w:r>
+    </w:p>
+    <w:p>
+      <w:r>
+        <w:t xml:space="preserve">🧠 Clinical Rationale: Mild anxiety actually sharpens perception, alertness, and motivation — it can enhance learning and performance.</w:t>
+      </w:r>
+    </w:p>
+    <w:p>
+      <w:r>
+        <w:t xml:space="preserve">❌ Why Not Other Options?</w:t>
+      </w:r>
+    </w:p>
+    <w:p>
+      <w:r>
+        <w:t xml:space="preserve">(b) — Complete inability to function belongs to panic-level anxiety.</w:t>
+      </w:r>
+    </w:p>
+    <w:p>
+      <w:r>
+        <w:t xml:space="preserve">(c) — Hallucinations belong to psychosis.</w:t>
+      </w:r>
+    </w:p>
+    <w:p>
+      <w:r>
+        <w:t xml:space="preserve">(d) — Loss of consciousness is not an anxiety feature.</w:t>
+      </w:r>
+    </w:p>
+    <w:p>
+      <w:r>
+        <w:t xml:space="preserve">⚠️ Exam Trap: Anxiety levels — "mild = sharpens, moderate = narrows, severe = scattered, panic = paralyzes" — mild anxiety is not all bad.</w:t>
+      </w:r>
+    </w:p>
+    <w:p>
+      <w:r>
+        <w:t xml:space="preserve">💎 PNC Pearl: "A little anxiety sharpens the mind; a lot of it freezes it."</w:t>
+      </w:r>
+    </w:p>
+    <w:p>
+      <w:r>
+        <w:t xml:space="preserve">Positive Marks: 1</w:t>
+      </w:r>
+    </w:p>
+    <w:p>
+      <w:r>
+        <w:t xml:space="preserve">Negative Marks: 0.25</w:t>
+      </w:r>
+    </w:p>
+    <w:p>
+      <w:r>
+        <w:t xml:space="preserve"/>
+      </w:r>
+    </w:p>
+    <w:p>
+      <w:r>
+        <w:t xml:space="preserve">Question: The community-level measure recommended for malaria prevention is</w:t>
+      </w:r>
+    </w:p>
+    <w:p>
+      <w:r>
+        <w:t xml:space="preserve">(a) Use of insecticide-treated bed nets and indoor residual spraying</w:t>
+      </w:r>
+    </w:p>
+    <w:p>
+      <w:r>
+        <w:t xml:space="preserve">(b) Wearing warm clothing</w:t>
+      </w:r>
+    </w:p>
+    <w:p>
+      <w:r>
+        <w:t xml:space="preserve">(c) Vaccination against dengue</w:t>
+      </w:r>
+    </w:p>
+    <w:p>
+      <w:r>
+        <w:t xml:space="preserve">(d) Purifying drinking water only</w:t>
+      </w:r>
+    </w:p>
+    <w:p>
+      <w:r>
+        <w:t xml:space="preserve">Answer: a</w:t>
+      </w:r>
+    </w:p>
+    <w:p>
+      <w:r>
+        <w:t xml:space="preserve">Solution: ✅ Correct Answer: a</w:t>
+      </w:r>
+    </w:p>
+    <w:p>
+      <w:r>
+        <w:t xml:space="preserve">🧠 Clinical Rationale: Insecticide-treated nets (ITNs) and indoor residual spraying (IRS) kill and repel the Anopheles mosquito — the main malaria vector-control measures.</w:t>
+      </w:r>
+    </w:p>
+    <w:p>
+      <w:r>
+        <w:t xml:space="preserve">❌ Why Not Other Options?</w:t>
+      </w:r>
+    </w:p>
+    <w:p>
+      <w:r>
+        <w:t xml:space="preserve">(b) — Warm clothing does not prevent mosquito bites.</w:t>
+      </w:r>
+    </w:p>
+    <w:p>
+      <w:r>
+        <w:t xml:space="preserve">(c) — Dengue vaccination targets a different disease.</w:t>
+      </w:r>
+    </w:p>
+    <w:p>
+      <w:r>
+        <w:t xml:space="preserve">(d) — Water purification targets waterborne illness, not malaria.</w:t>
+      </w:r>
+    </w:p>
+    <w:p>
+      <w:r>
+        <w:t xml:space="preserve">⚠️ Exam Trap: Vector-control pairing — "malaria = ITNs + IRS; dengue = source reduction (no stagnant water) + Aedes control" — is exam gold.</w:t>
+      </w:r>
+    </w:p>
+    <w:p>
+      <w:r>
+        <w:t xml:space="preserve">💎 PNC Pearl: "Sleep under a net, spray the walls — malaria's courier never gets the message."</w:t>
+      </w:r>
+    </w:p>
+    <w:p>
+      <w:r>
+        <w:t xml:space="preserve">Positive Marks: 1</w:t>
+      </w:r>
+    </w:p>
+    <w:p>
+      <w:r>
+        <w:t xml:space="preserve">Negative Marks: 0.25</w:t>
+      </w:r>
+    </w:p>
+    <w:p>
+      <w:r>
+        <w:t xml:space="preserve"/>
+      </w:r>
+    </w:p>
+    <w:p>
+      <w:r>
+        <w:t xml:space="preserve">Question: Which type of tablet should NOT be crushed or chewed before administration?</w:t>
+      </w:r>
+    </w:p>
+    <w:p>
+      <w:r>
+        <w:t xml:space="preserve">(a) Enteric-coated or sustained-release tablets</w:t>
+      </w:r>
+    </w:p>
+    <w:p>
+      <w:r>
+        <w:t xml:space="preserve">(b) Soluble dispersible tablets</w:t>
+      </w:r>
+    </w:p>
+    <w:p>
+      <w:r>
+        <w:t xml:space="preserve">(c) Chewable antacids</w:t>
+      </w:r>
+    </w:p>
+    <w:p>
+      <w:r>
+        <w:t xml:space="preserve">(d) Oro-dispersible tablets</w:t>
+      </w:r>
+    </w:p>
+    <w:p>
+      <w:r>
+        <w:t xml:space="preserve">Answer: a</w:t>
+      </w:r>
+    </w:p>
+    <w:p>
+      <w:r>
+        <w:t xml:space="preserve">Solution: ✅ Correct Answer: a</w:t>
+      </w:r>
+    </w:p>
+    <w:p>
+      <w:r>
+        <w:t xml:space="preserve">🧠 Clinical Rationale: Enteric-coated tablets protect the drug from stomach acid (and the stomach from the drug); sustained-release forms release the dose over hours — crushing destroys both properties and can cause overdose or gastric irritation.</w:t>
+      </w:r>
+    </w:p>
+    <w:p>
+      <w:r>
+        <w:t xml:space="preserve">❌ Why Not Other Options?</w:t>
+      </w:r>
+    </w:p>
+    <w:p>
+      <w:r>
+        <w:t xml:space="preserve">(b) — Dispersible tablets are DESIGNED to be dissolved.</w:t>
+      </w:r>
+    </w:p>
+    <w:p>
+      <w:r>
+        <w:t xml:space="preserve">(c) — Chewable antacids are designed to be chewed.</w:t>
+      </w:r>
+    </w:p>
+    <w:p>
+      <w:r>
+        <w:t xml:space="preserve">(d) — Oro-dispersible tablets dissolve on the tongue by design.</w:t>
+      </w:r>
+    </w:p>
+    <w:p>
+      <w:r>
+        <w:t xml:space="preserve">⚠️ Exam Trap: "If it ends in 'ER', 'SR', 'XL', or says 'enteric-coated', never crush" — the suffix rule is a quick medication-safety checklist.</w:t>
+      </w:r>
+    </w:p>
+    <w:p>
+      <w:r>
+        <w:t xml:space="preserve">💎 PNC Pearl: "Crush the 'ER' and you get the whole dose at once — a time-release becomes a time-bomb."</w:t>
+      </w:r>
+    </w:p>
+    <w:p>
+      <w:r>
+        <w:t xml:space="preserve">Positive Marks: 1</w:t>
+      </w:r>
+    </w:p>
+    <w:p>
+      <w:r>
+        <w:t xml:space="preserve">Negative Marks: 0.25</w:t>
+      </w:r>
+    </w:p>
+    <w:p>
+      <w:r>
+        <w:t xml:space="preserve"/>
+      </w:r>
+    </w:p>
+    <w:p>
+      <w:r>
+        <w:t xml:space="preserve">Question: The normal range of serum potassium is</w:t>
+      </w:r>
+    </w:p>
+    <w:p>
+      <w:r>
+        <w:t xml:space="preserve">(a) 3.5-5.0 mEq/L</w:t>
+      </w:r>
+    </w:p>
+    <w:p>
+      <w:r>
+        <w:t xml:space="preserve">(b) 1.0-2.0 mEq/L</w:t>
+      </w:r>
+    </w:p>
+    <w:p>
+      <w:r>
+        <w:t xml:space="preserve">(c) 6.5-8.0 mEq/L</w:t>
+      </w:r>
+    </w:p>
+    <w:p>
+      <w:r>
+        <w:t xml:space="preserve">(d) 10-12 mEq/L</w:t>
+      </w:r>
+    </w:p>
+    <w:p>
+      <w:r>
+        <w:t xml:space="preserve">Answer: a</w:t>
+      </w:r>
+    </w:p>
+    <w:p>
+      <w:r>
+        <w:t xml:space="preserve">Solution: ✅ Correct Answer: a</w:t>
+      </w:r>
+    </w:p>
+    <w:p>
+      <w:r>
+        <w:t xml:space="preserve">🧠 Clinical Rationale: Normal serum potassium is 3.5-5.0 mEq/L; below 3.5 is hypokalemia and above 5.0 is hyperkalemia — both trigger dangerous cardiac dysrhythmias.</w:t>
+      </w:r>
+    </w:p>
+    <w:p>
+      <w:r>
+        <w:t xml:space="preserve">❌ Why Not Other Options?</w:t>
+      </w:r>
+    </w:p>
+    <w:p>
+      <w:r>
+        <w:t xml:space="preserve">(b) — 1.0-2.0 mEq/L is life-threatening hypokalemia.</w:t>
+      </w:r>
+    </w:p>
+    <w:p>
+      <w:r>
+        <w:t xml:space="preserve">(c) — 6.5-8.0 mEq/L is severe hyperkalemia.</w:t>
+      </w:r>
+    </w:p>
+    <w:p>
+      <w:r>
+        <w:t xml:space="preserve">(d) — 10-12 mEq/L is incompatible with life.</w:t>
+      </w:r>
+    </w:p>
+    <w:p>
+      <w:r>
+        <w:t xml:space="preserve">⚠️ Exam Trap: "K = 3.5-5.0; &lt; 3.5 = flat T + U wave, &gt; 5.0 = tall peaked T" — pair the range with its ECG change for full marks.</w:t>
+      </w:r>
+    </w:p>
+    <w:p>
+      <w:r>
+        <w:t xml:space="preserve">💎 PNC Pearl: "Potassium 3.5-5 keeps the heart in rhythm — too low or too high, and the ECG tells on it."</w:t>
+      </w:r>
+    </w:p>
+    <w:p>
+      <w:r>
+        <w:t xml:space="preserve">Positive Marks: 1</w:t>
+      </w:r>
+    </w:p>
+    <w:p>
+      <w:r>
+        <w:t xml:space="preserve">Negative Marks: 0.25</w:t>
+      </w:r>
+    </w:p>
+    <w:p>
+      <w:r>
+        <w:t xml:space="preserve"/>
+      </w:r>
+    </w:p>
+    <w:p>
+      <w:r>
+        <w:t xml:space="preserve">Question: Deficiency of which vitamin causes scurvy?</w:t>
+      </w:r>
+    </w:p>
+    <w:p>
+      <w:r>
+        <w:t xml:space="preserve">(a) Vitamin C</w:t>
+      </w:r>
+    </w:p>
+    <w:p>
+      <w:r>
+        <w:t xml:space="preserve">(b) Vitamin K</w:t>
+      </w:r>
+    </w:p>
+    <w:p>
+      <w:r>
+        <w:t xml:space="preserve">(c) Vitamin A</w:t>
+      </w:r>
+    </w:p>
+    <w:p>
+      <w:r>
+        <w:t xml:space="preserve">(d) Vitamin D</w:t>
+      </w:r>
+    </w:p>
+    <w:p>
+      <w:r>
+        <w:t xml:space="preserve">Answer: a</w:t>
+      </w:r>
+    </w:p>
+    <w:p>
+      <w:r>
+        <w:t xml:space="preserve">Solution: ✅ Correct Answer: a</w:t>
+      </w:r>
+    </w:p>
+    <w:p>
+      <w:r>
+        <w:t xml:space="preserve">🧠 Clinical Rationale: Vitamin C (ascorbic acid) deficiency causes scurvy — bleeding gums, poor wound healing, easy bruising, and petechiae — because collagen synthesis fails.</w:t>
+      </w:r>
+    </w:p>
+    <w:p>
+      <w:r>
+        <w:t xml:space="preserve">❌ Why Not Other Options?</w:t>
+      </w:r>
+    </w:p>
+    <w:p>
+      <w:r>
+        <w:t xml:space="preserve">(b) — Vitamin K deficiency causes bleeding from CLOTTING failure.</w:t>
+      </w:r>
+    </w:p>
+    <w:p>
+      <w:r>
+        <w:t xml:space="preserve">(c) — Vitamin A deficiency causes night blindness.</w:t>
+      </w:r>
+    </w:p>
+    <w:p>
+      <w:r>
+        <w:t xml:space="preserve">(d) — Vitamin D deficiency causes rickets.</w:t>
+      </w:r>
+    </w:p>
+    <w:p>
+      <w:r>
+        <w:t xml:space="preserve">⚠️ Exam Trap: The vitamin-deficiency table — "C = scurvy, A = night blindness, D = rickets, B3 = pellagra, B1 = beriberi, K = bleeding" — is a must-revise list.</w:t>
+      </w:r>
+    </w:p>
+    <w:p>
+      <w:r>
+        <w:t xml:space="preserve">💎 PNC Pearl: "Scurvy sailors lacked citrus — vitamin C builds the collagen that holds gums and wounds together."</w:t>
+      </w:r>
+    </w:p>
+    <w:p>
+      <w:r>
+        <w:t xml:space="preserve">Positive Marks: 1</w:t>
+      </w:r>
+    </w:p>
+    <w:p>
+      <w:r>
+        <w:t xml:space="preserve">Negative Marks: 0.25</w:t>
+      </w:r>
+    </w:p>
+    <w:p>
+      <w:r>
+        <w:t xml:space="preserve">Question: A patient with hypothyroidism is most likely to present with</w:t>
+      </w:r>
+    </w:p>
+    <w:p>
+      <w:r>
+        <w:t xml:space="preserve">(a) Weight gain, cold intolerance, bradycardia and fatigue</w:t>
+      </w:r>
+    </w:p>
+    <w:p>
+      <w:r>
+        <w:t xml:space="preserve">(b) Weight loss and heat intolerance</w:t>
+      </w:r>
+    </w:p>
+    <w:p>
+      <w:r>
+        <w:t xml:space="preserve">(c) Tachycardia and tremors</w:t>
+      </w:r>
+    </w:p>
+    <w:p>
+      <w:r>
+        <w:t xml:space="preserve">(d) Exophthalmos and sweating</w:t>
+      </w:r>
+    </w:p>
+    <w:p>
+      <w:r>
+        <w:t xml:space="preserve">Answer: a</w:t>
+      </w:r>
+    </w:p>
+    <w:p>
+      <w:r>
+        <w:t xml:space="preserve">Solution: ✅ Correct Answer: a</w:t>
+      </w:r>
+    </w:p>
+    <w:p>
+      <w:r>
+        <w:t xml:space="preserve">🧠 Clinical Rationale: Hypothyroidism slows the metabolic rate — weight gain, cold intolerance, bradycardia, constipation, dry skin, and fatigue.</w:t>
+      </w:r>
+    </w:p>
+    <w:p>
+      <w:r>
+        <w:t xml:space="preserve">❌ Why Not Other Options?</w:t>
+      </w:r>
+    </w:p>
+    <w:p>
+      <w:r>
+        <w:t xml:space="preserve">(b) — Weight loss with heat intolerance is HYPERTHYROIDISM.</w:t>
+      </w:r>
+    </w:p>
+    <w:p>
+      <w:r>
+        <w:t xml:space="preserve">(c) — Tachycardia and tremors are hyperthyroid features.</w:t>
+      </w:r>
+    </w:p>
+    <w:p>
+      <w:r>
+        <w:t xml:space="preserve">(d) — Exophthalmos and sweating are hyperthyroid features.</w:t>
+      </w:r>
+    </w:p>
+    <w:p>
+      <w:r>
+        <w:t xml:space="preserve">⚠️ Exam Trap: "Hypo = cold, slow, heavy; hyper = hot, fast, thin" — fix the direction first and the symptoms fall into place.</w:t>
+      </w:r>
+    </w:p>
+    <w:p>
+      <w:r>
+        <w:t xml:space="preserve">💎 PNC Pearl: "Hypo thyroid = the body's engine idles low — cold hands, slow heart, stubborn weight."</w:t>
+      </w:r>
+    </w:p>
+    <w:p>
+      <w:r>
+        <w:t xml:space="preserve">Positive Marks: 1</w:t>
+      </w:r>
+    </w:p>
+    <w:p>
+      <w:r>
+        <w:t xml:space="preserve">Negative Marks: 0.25</w:t>
+      </w:r>
+    </w:p>
+    <w:p>
+      <w:r>
+        <w:t xml:space="preserve"/>
+      </w:r>
+    </w:p>
+    <w:p>
+      <w:r>
+        <w:t xml:space="preserve">Question: A patient with a new ileostomy is taught that the effluent will be</w:t>
+      </w:r>
+    </w:p>
+    <w:p>
+      <w:r>
+        <w:t xml:space="preserve">(a) Continuous and liquid</w:t>
+      </w:r>
+    </w:p>
+    <w:p>
+      <w:r>
+        <w:t xml:space="preserve">(b) Formed and passed once daily</w:t>
+      </w:r>
+    </w:p>
+    <w:p>
+      <w:r>
+        <w:t xml:space="preserve">(c) Green and solid always</w:t>
+      </w:r>
+    </w:p>
+    <w:p>
+      <w:r>
+        <w:t xml:space="preserve">(d) Scanty and hard</w:t>
+      </w:r>
+    </w:p>
+    <w:p>
+      <w:r>
+        <w:t xml:space="preserve">Answer: a</w:t>
+      </w:r>
+    </w:p>
+    <w:p>
+      <w:r>
+        <w:t xml:space="preserve">Solution: ✅ Correct Answer: a</w:t>
+      </w:r>
+    </w:p>
+    <w:p>
+      <w:r>
+        <w:t xml:space="preserve">🧠 Clinical Rationale: An ileostomy bypasses the colon, so the effluent is frequent, liquid, and rich in digestive enzymes — the small intestine does not store or form stool.</w:t>
+      </w:r>
+    </w:p>
+    <w:p>
+      <w:r>
+        <w:t xml:space="preserve">❌ Why Not Other Options?</w:t>
+      </w:r>
+    </w:p>
+    <w:p>
+      <w:r>
+        <w:t xml:space="preserve">(b) — Formed stool passed once daily describes a well-functioning COLOSTOMY.</w:t>
+      </w:r>
+    </w:p>
+    <w:p>
+      <w:r>
+        <w:t xml:space="preserve">(c) — Solid effluent is not expected from an ileostomy.</w:t>
+      </w:r>
+    </w:p>
+    <w:p>
+      <w:r>
+        <w:t xml:space="preserve">(d) — Scanty hard effluent would indicate obstruction or dehydration.</w:t>
+      </w:r>
+    </w:p>
+    <w:p>
+      <w:r>
+        <w:t xml:space="preserve">⚠️ Exam Trap: "Ileostomy = liquid and continuous (small intestine); colostomy = semi-formed to formed (large intestine)" — stoma type determines effluent consistency.</w:t>
+      </w:r>
+    </w:p>
+    <w:p>
+      <w:r>
+        <w:t xml:space="preserve">💎 PNC Pearl: "Ileostomy drips like a tap; colostomy delivers like a schedule."</w:t>
+      </w:r>
+    </w:p>
+    <w:p>
+      <w:r>
+        <w:t xml:space="preserve">Positive Marks: 1</w:t>
+      </w:r>
+    </w:p>
+    <w:p>
+      <w:r>
+        <w:t xml:space="preserve">Negative Marks: 0.25</w:t>
+      </w:r>
+    </w:p>
+    <w:p>
+      <w:r>
+        <w:t xml:space="preserve"/>
+      </w:r>
+    </w:p>
+    <w:p>
+      <w:r>
+        <w:t xml:space="preserve">Question: Which of the following findings suggests wound infection?</w:t>
+      </w:r>
+    </w:p>
+    <w:p>
+      <w:r>
+        <w:t xml:space="preserve">(a) Purulent drainage with redness, warmth and fever</w:t>
+      </w:r>
+    </w:p>
+    <w:p>
+      <w:r>
+        <w:t xml:space="preserve">(b) Clean, dry, approximated wound edges</w:t>
+      </w:r>
+    </w:p>
+    <w:p>
+      <w:r>
+        <w:t xml:space="preserve">(c) Serous drainage with normal temperature</w:t>
+      </w:r>
+    </w:p>
+    <w:p>
+      <w:r>
+        <w:t xml:space="preserve">(d) Pale granulation tissue without discharge</w:t>
+      </w:r>
+    </w:p>
+    <w:p>
+      <w:r>
+        <w:t xml:space="preserve">Answer: a</w:t>
+      </w:r>
+    </w:p>
+    <w:p>
+      <w:r>
+        <w:t xml:space="preserve">Solution: ✅ Correct Answer: a</w:t>
+      </w:r>
+    </w:p>
+    <w:p>
+      <w:r>
+        <w:t xml:space="preserve">🧠 Clinical Rationale: Purulent drainage, erythema, warmth, swelling, odor, and fever are the classic signs of wound infection.</w:t>
+      </w:r>
+    </w:p>
+    <w:p>
+      <w:r>
+        <w:t xml:space="preserve">❌ Why Not Other Options?</w:t>
+      </w:r>
+    </w:p>
+    <w:p>
+      <w:r>
+        <w:t xml:space="preserve">(b) — Clean, dry, approximated edges indicate normal healing.</w:t>
+      </w:r>
+    </w:p>
+    <w:p>
+      <w:r>
+        <w:t xml:space="preserve">(c) — Serous drainage without fever is expected in early healing.</w:t>
+      </w:r>
+    </w:p>
+    <w:p>
+      <w:r>
+        <w:t xml:space="preserve">(d) — Pale granulation tissue without discharge is not infection (though pale tissue is less healthy than pink).</w:t>
+      </w:r>
+    </w:p>
+    <w:p>
+      <w:r>
+        <w:t xml:space="preserve">⚠️ Exam Trap: "Red, hot, swollen, purulent = infected; pink, moist, clean = healing" — the colour-based wound assessment is a favourite fundamentals question.</w:t>
+      </w:r>
+    </w:p>
+    <w:p>
+      <w:r>
+        <w:t xml:space="preserve">💎 PNC Pearl: "A wound that is red, hot, and weeping pus is infected — a pink, dry, clean wound is healing."</w:t>
+      </w:r>
+    </w:p>
+    <w:p>
+      <w:r>
+        <w:t xml:space="preserve">Positive Marks: 1</w:t>
+      </w:r>
+    </w:p>
+    <w:p>
+      <w:r>
+        <w:t xml:space="preserve">Negative Marks: 0.25</w:t>
+      </w:r>
+    </w:p>
+    <w:p>
+      <w:r>
+        <w:t xml:space="preserve"/>
+      </w:r>
+    </w:p>
+    <w:p>
+      <w:r>
+        <w:t xml:space="preserve">Question: The laboratory test used for the early diagnosis of pregnancy is</w:t>
+      </w:r>
+    </w:p>
+    <w:p>
+      <w:r>
+        <w:t xml:space="preserve">(a) Serum beta-hCG estimation</w:t>
+      </w:r>
+    </w:p>
+    <w:p>
+      <w:r>
+        <w:t xml:space="preserve">(b) Fasting blood sugar</w:t>
+      </w:r>
+    </w:p>
+    <w:p>
+      <w:r>
+        <w:t xml:space="preserve">(c) Serum creatinine</w:t>
+      </w:r>
+    </w:p>
+    <w:p>
+      <w:r>
+        <w:t xml:space="preserve">(d) Hemoglobin estimation</w:t>
+      </w:r>
+    </w:p>
+    <w:p>
+      <w:r>
+        <w:t xml:space="preserve">Answer: a</w:t>
+      </w:r>
+    </w:p>
+    <w:p>
+      <w:r>
+        <w:t xml:space="preserve">Solution: ✅ Correct Answer: a</w:t>
+      </w:r>
+    </w:p>
+    <w:p>
+      <w:r>
+        <w:t xml:space="preserve">🧠 Clinical Rationale: Beta-hCG appears in maternal serum within 8-10 days of conception and doubles every 48-72 hours in early normal pregnancy — the earliest and most reliable test.</w:t>
+      </w:r>
+    </w:p>
+    <w:p>
+      <w:r>
+        <w:t xml:space="preserve">❌ Why Not Other Options?</w:t>
+      </w:r>
+    </w:p>
+    <w:p>
+      <w:r>
+        <w:t xml:space="preserve">(b) — Blood sugar is unrelated to pregnancy detection.</w:t>
+      </w:r>
+    </w:p>
+    <w:p>
+      <w:r>
+        <w:t xml:space="preserve">(c) — Creatinine measures kidney function.</w:t>
+      </w:r>
+    </w:p>
+    <w:p>
+      <w:r>
+        <w:t xml:space="preserve">(d) — Hemoglobin measures anemia.</w:t>
+      </w:r>
+    </w:p>
+    <w:p>
+      <w:r>
+        <w:t xml:space="preserve">⚠️ Exam Trap: "hCG = the pregnancy hormone — urine test positive ~2 weeks after conception, serum even earlier." A positive hCG is a PROBABLE sign of pregnancy.</w:t>
+      </w:r>
+    </w:p>
+    <w:p>
+      <w:r>
+        <w:t xml:space="preserve">💎 PNC Pearl: "hCG is pregnancy's early messenger — doubling every 2-3 days says all is well."</w:t>
+      </w:r>
+    </w:p>
+    <w:p>
+      <w:r>
+        <w:t xml:space="preserve">Positive Marks: 1</w:t>
+      </w:r>
+    </w:p>
+    <w:p>
+      <w:r>
+        <w:t xml:space="preserve">Negative Marks: 0.25</w:t>
+      </w:r>
+    </w:p>
+    <w:p>
+      <w:r>
+        <w:t xml:space="preserve"/>
+      </w:r>
+    </w:p>
+    <w:p>
+      <w:r>
+        <w:t xml:space="preserve">Question: A patient with post-traumatic stress disorder (PTSD) is most likely to experience</w:t>
+      </w:r>
+    </w:p>
+    <w:p>
+      <w:r>
+        <w:t xml:space="preserve">(a) Flashbacks, nightmares and hypervigilance</w:t>
+      </w:r>
+    </w:p>
+    <w:p>
+      <w:r>
+        <w:t xml:space="preserve">(b) Euphoria and grandiosity</w:t>
+      </w:r>
+    </w:p>
+    <w:p>
+      <w:r>
+        <w:t xml:space="preserve">(c) Multiple personalities</w:t>
+      </w:r>
+    </w:p>
+    <w:p>
+      <w:r>
+        <w:t xml:space="preserve">(d) Loss of recent memory only</w:t>
+      </w:r>
+    </w:p>
+    <w:p>
+      <w:r>
+        <w:t xml:space="preserve">Answer: a</w:t>
+      </w:r>
+    </w:p>
+    <w:p>
+      <w:r>
+        <w:t xml:space="preserve">Solution: ✅ Correct Answer: a</w:t>
+      </w:r>
+    </w:p>
+    <w:p>
+      <w:r>
+        <w:t xml:space="preserve">🧠 Clinical Rationale: PTSD follows a traumatic event and features intrusive re-experiencing (flashbacks, nightmares), avoidance, negative mood, and hypervigilance.</w:t>
+      </w:r>
+    </w:p>
+    <w:p>
+      <w:r>
+        <w:t xml:space="preserve">❌ Why Not Other Options?</w:t>
+      </w:r>
+    </w:p>
+    <w:p>
+      <w:r>
+        <w:t xml:space="preserve">(b) — Euphoria with grandiosity is MANIA.</w:t>
+      </w:r>
+    </w:p>
+    <w:p>
+      <w:r>
+        <w:t xml:space="preserve">(c) — Multiple personalities suggest dissociative identity disorder.</w:t>
+      </w:r>
+    </w:p>
+    <w:p>
+      <w:r>
+        <w:t xml:space="preserve">(d) — Recent memory loss suggests dementia or depression.</w:t>
+      </w:r>
+    </w:p>
+    <w:p>
+      <w:r>
+        <w:t xml:space="preserve">⚠️ Exam Trap: "Trauma + flashbacks + nightmares + hypervigilance = PTSD" — the re-experiencing symptom is the diagnostic hallmark.</w:t>
+      </w:r>
+    </w:p>
+    <w:p>
+      <w:r>
+        <w:t xml:space="preserve">💎 PNC Pearl: "The trauma replays at night and in flashbacks — PTSD lives in re-experiencing."</w:t>
+      </w:r>
+    </w:p>
+    <w:p>
+      <w:r>
+        <w:t xml:space="preserve">Positive Marks: 1</w:t>
+      </w:r>
+    </w:p>
+    <w:p>
+      <w:r>
+        <w:t xml:space="preserve">Negative Marks: 0.25</w:t>
+      </w:r>
+    </w:p>
+    <w:p>
+      <w:r>
+        <w:t xml:space="preserve"/>
+      </w:r>
+    </w:p>
+    <w:p>
+      <w:r>
+        <w:t xml:space="preserve">Question: The hormone that lowers blood glucose by promoting glucose uptake into cells is</w:t>
+      </w:r>
+    </w:p>
+    <w:p>
+      <w:r>
+        <w:t xml:space="preserve">(a) Insulin</w:t>
+      </w:r>
+    </w:p>
+    <w:p>
+      <w:r>
+        <w:t xml:space="preserve">(b) Glucagon</w:t>
+      </w:r>
+    </w:p>
+    <w:p>
+      <w:r>
+        <w:t xml:space="preserve">(c) Cortisol</w:t>
+      </w:r>
+    </w:p>
+    <w:p>
+      <w:r>
+        <w:t xml:space="preserve">(d) Adrenaline</w:t>
+      </w:r>
+    </w:p>
+    <w:p>
+      <w:r>
+        <w:t xml:space="preserve">Answer: a</w:t>
+      </w:r>
+    </w:p>
+    <w:p>
+      <w:r>
+        <w:t xml:space="preserve">Solution: ✅ Correct Answer: a</w:t>
+      </w:r>
+    </w:p>
+    <w:p>
+      <w:r>
+        <w:t xml:space="preserve">🧠 Clinical Rationale: Insulin, secreted by pancreatic beta cells, lowers blood glucose by driving glucose into cells and promoting storage.</w:t>
+      </w:r>
+    </w:p>
+    <w:p>
+      <w:r>
+        <w:t xml:space="preserve">❌ Why Not Other Options?</w:t>
+      </w:r>
+    </w:p>
+    <w:p>
+      <w:r>
+        <w:t xml:space="preserve">(b) — Glucagon RAISES glucose by mobilizing liver glycogen.</w:t>
+      </w:r>
+    </w:p>
+    <w:p>
+      <w:r>
+        <w:t xml:space="preserve">(c) — Cortisol raises glucose (counter-regulatory).</w:t>
+      </w:r>
+    </w:p>
+    <w:p>
+      <w:r>
+        <w:t xml:space="preserve">(d) — Adrenaline raises glucose (fight-or-flight).</w:t>
+      </w:r>
+    </w:p>
+    <w:p>
+      <w:r>
+        <w:t xml:space="preserve">⚠️ Exam Trap: "Insulin = the ONLY hormone that LOWERS sugar; everything else raises it" — a one-line rule that answers many endocrine questions.</w:t>
+      </w:r>
+    </w:p>
+    <w:p>
+      <w:r>
+        <w:t xml:space="preserve">💎 PNC Pearl: "Insulin is the sugar's parking attendant; glucagon and friends are the tow trucks."</w:t>
+      </w:r>
+    </w:p>
+    <w:p>
+      <w:r>
+        <w:t xml:space="preserve">Positive Marks: 1</w:t>
+      </w:r>
+    </w:p>
+    <w:p>
+      <w:r>
+        <w:t xml:space="preserve">Negative Marks: 0.25</w:t>
+      </w:r>
+    </w:p>
+    <w:p>
+      <w:r>
+        <w:t xml:space="preserve"/>
+      </w:r>
+    </w:p>
+    <w:p>
+      <w:r>
+        <w:t xml:space="preserve">Question: An adult patient passes only 100 mL of urine in the last 8 hours. This condition is called</w:t>
+      </w:r>
+    </w:p>
+    <w:p>
+      <w:r>
+        <w:t xml:space="preserve">(a) Oliguria</w:t>
+      </w:r>
+    </w:p>
+    <w:p>
+      <w:r>
+        <w:t xml:space="preserve">(b) Polyuria</w:t>
+      </w:r>
+    </w:p>
+    <w:p>
+      <w:r>
+        <w:t xml:space="preserve">(c) Anuria</w:t>
+      </w:r>
+    </w:p>
+    <w:p>
+      <w:r>
+        <w:t xml:space="preserve">(d) Nocturia</w:t>
+      </w:r>
+    </w:p>
+    <w:p>
+      <w:r>
+        <w:t xml:space="preserve">Answer: a</w:t>
+      </w:r>
+    </w:p>
+    <w:p>
+      <w:r>
+        <w:t xml:space="preserve">Solution: ✅ Correct Answer: a</w:t>
+      </w:r>
+    </w:p>
+    <w:p>
+      <w:r>
+        <w:t xml:space="preserve">🧠 Clinical Rationale: Oliguria is urine output below 400 mL/day (or below 30 mL/hour); 100 mL in 8 hours projects to about 300 mL/day — oliguria.</w:t>
+      </w:r>
+    </w:p>
+    <w:p>
+      <w:r>
+        <w:t xml:space="preserve">❌ Why Not Other Options?</w:t>
+      </w:r>
+    </w:p>
+    <w:p>
+      <w:r>
+        <w:t xml:space="preserve">(b) — Polyuria is excessive output (2500+ mL/day).</w:t>
+      </w:r>
+    </w:p>
+    <w:p>
+      <w:r>
+        <w:t xml:space="preserve">(c) — Anuria is output below 100 mL/DAY — a stricter cut-off.</w:t>
+      </w:r>
+    </w:p>
+    <w:p>
+      <w:r>
+        <w:t xml:space="preserve">(d) — Nocturia is night-time urination.</w:t>
+      </w:r>
+    </w:p>
+    <w:p>
+      <w:r>
+        <w:t xml:space="preserve">⚠️ Exam Trap: "Oliguria &lt; 400 mL/day, anuria &lt; 100 mL/day" — the two thresholds differ by a factor of four; memorize both.</w:t>
+      </w:r>
+    </w:p>
+    <w:p>
+      <w:r>
+        <w:t xml:space="preserve">💎 PNC Pearl: "Under 400 a day = oliguria; under 100 a day = anuria — the kidney is closing shop."</w:t>
+      </w:r>
+    </w:p>
+    <w:p>
+      <w:r>
+        <w:t xml:space="preserve">Positive Marks: 1</w:t>
+      </w:r>
+    </w:p>
+    <w:p>
+      <w:r>
+        <w:t xml:space="preserve">Negative Marks: 0.25</w:t>
+      </w:r>
+    </w:p>
+    <w:p>
+      <w:r>
+        <w:t xml:space="preserve"/>
+      </w:r>
+    </w:p>
+    <w:p>
+      <w:r>
+        <w:t xml:space="preserve">Question: In a double-blind clinical trial</w:t>
+      </w:r>
+    </w:p>
+    <w:p>
+      <w:r>
+        <w:t xml:space="preserve">(a) Neither the researcher nor the subject knows who receives the treatment</w:t>
+      </w:r>
+    </w:p>
+    <w:p>
+      <w:r>
+        <w:t xml:space="preserve">(b) Only the researcher knows the treatment allocation</w:t>
+      </w:r>
+    </w:p>
+    <w:p>
+      <w:r>
+        <w:t xml:space="preserve">(c) Only the subject knows the treatment</w:t>
+      </w:r>
+    </w:p>
+    <w:p>
+      <w:r>
+        <w:t xml:space="preserve">(d) Both know the treatment and the placebo</w:t>
+      </w:r>
+    </w:p>
+    <w:p>
+      <w:r>
+        <w:t xml:space="preserve">Answer: a</w:t>
+      </w:r>
+    </w:p>
+    <w:p>
+      <w:r>
+        <w:t xml:space="preserve">Solution: ✅ Correct Answer: a</w:t>
+      </w:r>
+    </w:p>
+    <w:p>
+      <w:r>
+        <w:t xml:space="preserve">🧠 Clinical Rationale: In a double-blind trial, neither participants nor investigators know who receives active treatment versus placebo — preventing bias in both groups.</w:t>
+      </w:r>
+    </w:p>
+    <w:p>
+      <w:r>
+        <w:t xml:space="preserve">❌ Why Not Other Options?</w:t>
+      </w:r>
+    </w:p>
+    <w:p>
+      <w:r>
+        <w:t xml:space="preserve">(b) — When only the researcher knows, it is SINGLE-blind.</w:t>
+      </w:r>
+    </w:p>
+    <w:p>
+      <w:r>
+        <w:t xml:space="preserve">(c) — Subject-only knowledge is not a recognized blind design.</w:t>
+      </w:r>
+    </w:p>
+    <w:p>
+      <w:r>
+        <w:t xml:space="preserve">(d) — Both knowing defeats the purpose of blinding.</w:t>
+      </w:r>
+    </w:p>
+    <w:p>
+      <w:r>
+        <w:t xml:space="preserve">⚠️ Exam Trap: "Single-blind = one side knows; double-blind = nobody knows (except the data monitor)" — double blinding is the gold standard for clinical trials.</w:t>
+      </w:r>
+    </w:p>
+    <w:p>
+      <w:r>
+        <w:t xml:space="preserve">💎 PNC Pearl: "Double-blind = two groups kept in the dark — the cleanest way to test a drug."</w:t>
+      </w:r>
+    </w:p>
+    <w:p>
+      <w:r>
+        <w:t xml:space="preserve">Positive Marks: 1</w:t>
+      </w:r>
+    </w:p>
+    <w:p>
+      <w:r>
+        <w:t xml:space="preserve">Negative Marks: 0.25</w:t>
+      </w:r>
+    </w:p>
+    <w:p>
+      <w:r>
+        <w:t xml:space="preserve"/>
+      </w:r>
+    </w:p>
+    <w:p>
+      <w:r>
+        <w:t xml:space="preserve">Question: The primary purpose of a nursing care plan is to</w:t>
+      </w:r>
+    </w:p>
+    <w:p>
+      <w:r>
+        <w:t xml:space="preserve">(a) Provide individualized, goal-directed and continuous patient care</w:t>
+      </w:r>
+    </w:p>
+    <w:p>
+      <w:r>
+        <w:t xml:space="preserve">(b) Assign blame for errors</w:t>
+      </w:r>
+    </w:p>
+    <w:p>
+      <w:r>
+        <w:t xml:space="preserve">(c) Increase documentation only</w:t>
+      </w:r>
+    </w:p>
+    <w:p>
+      <w:r>
+        <w:t xml:space="preserve">(d) Replace the physician's orders</w:t>
+      </w:r>
+    </w:p>
+    <w:p>
+      <w:r>
+        <w:t xml:space="preserve">Answer: a</w:t>
+      </w:r>
+    </w:p>
+    <w:p>
+      <w:r>
+        <w:t xml:space="preserve">Solution: ✅ Correct Answer: a</w:t>
+      </w:r>
+    </w:p>
+    <w:p>
+      <w:r>
+        <w:t xml:space="preserve">🧠 Clinical Rationale: The nursing care plan organizes assessment, nursing diagnoses, goals, interventions, and evaluation so care is individualized, goal-directed, and continuous across shifts.</w:t>
+      </w:r>
+    </w:p>
+    <w:p>
+      <w:r>
+        <w:t xml:space="preserve">❌ Why Not Other Options?</w:t>
+      </w:r>
+    </w:p>
+    <w:p>
+      <w:r>
+        <w:t xml:space="preserve">(b) — Care plans are for care, not blame.</w:t>
+      </w:r>
+    </w:p>
+    <w:p>
+      <w:r>
+        <w:t xml:space="preserve">(c) — Documentation supports the plan but is not its purpose.</w:t>
+      </w:r>
+    </w:p>
+    <w:p>
+      <w:r>
+        <w:t xml:space="preserve">(d) — It complements, not replaces, physician orders.</w:t>
+      </w:r>
+    </w:p>
+    <w:p>
+      <w:r>
+        <w:t xml:space="preserve">⚠️ Exam Trap: "Care plan = individualized, goal-directed, continuous" — the three adjectives are the standard textbook definition.</w:t>
+      </w:r>
+    </w:p>
+    <w:p>
+      <w:r>
+        <w:t xml:space="preserve">💎 PNC Pearl: "A care plan is the roadmap every shift follows — same destination, same route, better care."</w:t>
+      </w:r>
+    </w:p>
+    <w:p>
+      <w:r>
+        <w:t xml:space="preserve">Positive Marks: 1</w:t>
+      </w:r>
+    </w:p>
+    <w:p>
+      <w:r>
+        <w:t xml:space="preserve">Negative Marks: 0.25</w:t>
+      </w:r>
+    </w:p>
+    <w:p>
+      <w:r>
+        <w:t xml:space="preserve"/>
+      </w:r>
+    </w:p>
+    <w:p>
+      <w:r>
+        <w:t xml:space="preserve">Question: The recommended framework for structured verbal hand-off of a patient's condition is</w:t>
+      </w:r>
+    </w:p>
+    <w:p>
+      <w:r>
+        <w:t xml:space="preserve">(a) SBAR (Situation, Background, Assessment, Recommendation)</w:t>
+      </w:r>
+    </w:p>
+    <w:p>
+      <w:r>
+        <w:t xml:space="preserve">(b) SOAP</w:t>
+      </w:r>
+    </w:p>
+    <w:p>
+      <w:r>
+        <w:t xml:space="preserve">(c) PQRST</w:t>
+      </w:r>
+    </w:p>
+    <w:p>
+      <w:r>
+        <w:t xml:space="preserve">(d) FOCUS</w:t>
+      </w:r>
+    </w:p>
+    <w:p>
+      <w:r>
+        <w:t xml:space="preserve">Answer: a</w:t>
+      </w:r>
+    </w:p>
+    <w:p>
+      <w:r>
+        <w:t xml:space="preserve">Solution: ✅ Correct Answer: a</w:t>
+      </w:r>
+    </w:p>
+    <w:p>
+      <w:r>
+        <w:t xml:space="preserve">🧠 Clinical Rationale: SBAR — Situation, Background, Assessment, Recommendation — standardizes verbal hand-offs between nurses and to physicians, reducing miscommunication during shift changes and transfers.</w:t>
+      </w:r>
+    </w:p>
+    <w:p>
+      <w:r>
+        <w:t xml:space="preserve">❌ Why Not Other Options?</w:t>
+      </w:r>
+    </w:p>
+    <w:p>
+      <w:r>
+        <w:t xml:space="preserve">(b) — SOAP is a progress-note documentation format.</w:t>
+      </w:r>
+    </w:p>
+    <w:p>
+      <w:r>
+        <w:t xml:space="preserve">(c) — PQRST is a pain assessment tool.</w:t>
+      </w:r>
+    </w:p>
+    <w:p>
+      <w:r>
+        <w:t xml:space="preserve">(d) — FOCUS charting is a documentation system (with DAR).</w:t>
+      </w:r>
+    </w:p>
+    <w:p>
+      <w:r>
+        <w:t xml:space="preserve">⚠️ Exam Trap: "SBAR = verbal hand-off; SOAP = progress notes; PQRST = pain questions" — match the acronym to its use.</w:t>
+      </w:r>
+    </w:p>
+    <w:p>
+      <w:r>
+        <w:t xml:space="preserve">💎 PNC Pearl: "SBAR keeps hand-offs honest: what's happening, the story, your read, and what you want."</w:t>
+      </w:r>
+    </w:p>
+    <w:p>
+      <w:r>
+        <w:t xml:space="preserve">Positive Marks: 1</w:t>
+      </w:r>
+    </w:p>
+    <w:p>
+      <w:r>
+        <w:t xml:space="preserve">Negative Marks: 0.25</w:t>
       </w:r>
     </w:p>
     <w:sectPr>
       <w:pgSz w:w="12240" w:h="15840"/>
-      <w:pgMar w:top="864" w:right="1008" w:bottom="864" w:left="1008" w:header="720" w:footer="720" w:gutter="0"/>
+      <w:pgMar w:top="1440" w:right="1800" w:bottom="1440" w:left="1800" w:header="720" w:footer="720" w:gutter="0"/>
       <w:cols w:space="720"/>
       <w:docGrid w:linePitch="360"/>
     </w:sectPr>
@@ -2535,10 +2060,6 @@
     <w:name w:val="Normal"/>
     <w:qFormat/>
     <w:rsid w:val="00FC693F"/>
-    <w:rPr>
-      <w:rFonts w:ascii="Calibri" w:hAnsi="Calibri"/>
-      <w:sz w:val="22"/>
-    </w:rPr>
   </w:style>
   <w:style w:type="paragraph" w:styleId="Header">
     <w:name w:val="header"/>
